--- a/work/presentation_text_by_slide.docx
+++ b/work/presentation_text_by_slide.docx
@@ -1208,25 +1208,43 @@
     <w:p>
       <w:r>
         <w:rPr/>
-        <w:t xml:space="preserve">Доманівська багатопрофільна лікарня — модернізація 2020–2026.</w:t>
-      </w:r>
-    </w:p>
-    <w:p>
-      <w:r>
-        <w:rPr/>
-        <w:t xml:space="preserve">Поліклініка та оновлені приміщення</w:t>
-      </w:r>
-    </w:p>
-    <w:p>
-      <w:r>
-        <w:rPr/>
-        <w:t xml:space="preserve">Лабораторія</w:t>
-      </w:r>
-    </w:p>
-    <w:p>
-      <w:r>
-        <w:rPr/>
-        <w:t xml:space="preserve">Партнерський візит до лікарні</w:t>
+        <w:t xml:space="preserve">Багатопрофільна лікарня — опорна допомога для Доманівської та сусідніх громад.</w:t>
+      </w:r>
+    </w:p>
+    <w:p>
+      <w:r>
+        <w:rPr/>
+        <w:t xml:space="preserve">Доманівська багатопрофільна лікарня</w:t>
+      </w:r>
+    </w:p>
+    <w:p>
+      <w:r>
+        <w:rPr/>
+        <w:t xml:space="preserve">Сучасне обладнання</w:t>
+      </w:r>
+    </w:p>
+    <w:p>
+      <w:r>
+        <w:rPr/>
+        <w:t xml:space="preserve">Оновлені приміщення</w:t>
+      </w:r>
+    </w:p>
+    <w:p>
+      <w:r>
+        <w:rPr/>
+        <w:t xml:space="preserve">Міжгромадська роль</w:t>
+      </w:r>
+    </w:p>
+    <w:p>
+      <w:r>
+        <w:rPr/>
+        <w:t xml:space="preserve">Доманівська · Мостівська · Прибузька</w:t>
+      </w:r>
+    </w:p>
+    <w:p>
+      <w:r>
+        <w:rPr/>
+        <w:t xml:space="preserve">Лікарня обслуговує не лише Доманівську громаду, а й пацієнтів із сусідніх громад.</w:t>
       </w:r>
     </w:p>
     <w:p>
@@ -1238,67 +1256,49 @@
     <w:p>
       <w:r>
         <w:rPr/>
-        <w:t xml:space="preserve">КНП Доманівська БЛ</w:t>
-      </w:r>
-    </w:p>
-    <w:p>
-      <w:r>
-        <w:rPr/>
-        <w:t xml:space="preserve">Кваліфікована стаціонарна допомога та опорний медичний заклад громади.</w:t>
-      </w:r>
-    </w:p>
-    <w:p>
-      <w:r>
-        <w:rPr/>
-        <w:t xml:space="preserve">Профільні лікарі</w:t>
-      </w:r>
-    </w:p>
-    <w:p>
-      <w:r>
-        <w:rPr/>
-        <w:t xml:space="preserve">7 спеціалістів</w:t>
-      </w:r>
-    </w:p>
-    <w:p>
-      <w:r>
-        <w:rPr/>
-        <w:t xml:space="preserve">Хірург, ортопед-травматолог, 2 акушер-гінекологи та 3 анестезіологи.</w:t>
-      </w:r>
-    </w:p>
-    <w:p>
-      <w:r>
-        <w:rPr/>
-        <w:t xml:space="preserve">Діагностика</w:t>
-      </w:r>
-    </w:p>
-    <w:p>
-      <w:r>
-        <w:rPr/>
-        <w:t xml:space="preserve">2.9 млн грн</w:t>
-      </w:r>
-    </w:p>
-    <w:p>
-      <w:r>
-        <w:rPr/>
-        <w:t xml:space="preserve">Реконструйовано рентгенодіагностичний підрозділ, встановлено цифровий рентген і флюорограф.</w:t>
-      </w:r>
-    </w:p>
-    <w:p>
-      <w:r>
-        <w:rPr/>
-        <w:t xml:space="preserve">Допомога військовим</w:t>
-      </w:r>
-    </w:p>
-    <w:p>
-      <w:r>
-        <w:rPr/>
-        <w:t xml:space="preserve">355 пацієнтів</w:t>
-      </w:r>
-    </w:p>
-    <w:p>
-      <w:r>
-        <w:rPr/>
-        <w:t xml:space="preserve">149 у 2024 році, 156 у 2025 році, 50 за перші 4 місяці 2026 року.</w:t>
+        <w:t xml:space="preserve">цілодобова підтримка</w:t>
+      </w:r>
+    </w:p>
+    <w:p>
+      <w:r>
+        <w:rPr/>
+        <w:t xml:space="preserve">Терапія, педіатрія, хірургія, гінекологія та інші напрямки медичної допомоги.</w:t>
+      </w:r>
+    </w:p>
+    <w:p>
+      <w:r>
+        <w:rPr/>
+        <w:t xml:space="preserve">Поліклініка</w:t>
+      </w:r>
+    </w:p>
+    <w:p>
+      <w:r>
+        <w:rPr/>
+        <w:t xml:space="preserve">консультації і діагностика</w:t>
+      </w:r>
+    </w:p>
+    <w:p>
+      <w:r>
+        <w:rPr/>
+        <w:t xml:space="preserve">Амбулаторно-поліклінічна допомога, лабораторна та ультразвукова діагностика.</w:t>
+      </w:r>
+    </w:p>
+    <w:p>
+      <w:r>
+        <w:rPr/>
+        <w:t xml:space="preserve">Модернізація</w:t>
+      </w:r>
+    </w:p>
+    <w:p>
+      <w:r>
+        <w:rPr/>
+        <w:t xml:space="preserve">ремонт · обладнання · енергостійкість</w:t>
+      </w:r>
+    </w:p>
+    <w:p>
+      <w:r>
+        <w:rPr/>
+        <w:t xml:space="preserve">Оновлені приміщення, сучасне обладнання та автономні рішення для стабільної роботи.</w:t>
       </w:r>
     </w:p>
     <w:p>
@@ -1321,109 +1321,109 @@
     <w:p>
       <w:r>
         <w:rPr/>
-        <w:t xml:space="preserve">Охорона здоров'я · доступність</w:t>
-      </w:r>
-    </w:p>
-    <w:p>
-      <w:r>
-        <w:rPr/>
-        <w:t xml:space="preserve">Єдиний медичний простір і мобільна клініка.</w:t>
-      </w:r>
-    </w:p>
-    <w:p>
-      <w:r>
-        <w:rPr/>
-        <w:t xml:space="preserve">Мобільна клініка GIZ</w:t>
-      </w:r>
-    </w:p>
-    <w:p>
-      <w:r>
-        <w:rPr/>
-        <w:t xml:space="preserve">Медична допомога ближче до людей</w:t>
-      </w:r>
-    </w:p>
-    <w:p>
-      <w:r>
-        <w:rPr/>
-        <w:t xml:space="preserve">Відкриття лікарні після ремонту</w:t>
-      </w:r>
-    </w:p>
-    <w:p>
-      <w:r>
-        <w:rPr/>
-        <w:t xml:space="preserve">Запис і координація</w:t>
-      </w:r>
-    </w:p>
-    <w:p>
-      <w:r>
-        <w:rPr/>
-        <w:t xml:space="preserve">Лікарня + ЦПМСД</w:t>
-      </w:r>
-    </w:p>
-    <w:p>
-      <w:r>
-        <w:rPr/>
-        <w:t xml:space="preserve">Одна будівля</w:t>
-      </w:r>
-    </w:p>
-    <w:p>
-      <w:r>
-        <w:rPr/>
-        <w:t xml:space="preserve">Центр первинної медико-санітарної допомоги розміщено на другому поверсі лікарні.</w:t>
-      </w:r>
-    </w:p>
-    <w:p>
-      <w:r>
-        <w:rPr/>
-        <w:t xml:space="preserve">Безперервність лікування</w:t>
-      </w:r>
-    </w:p>
-    <w:p>
-      <w:r>
-        <w:rPr/>
-        <w:t xml:space="preserve">Єдина мережа</w:t>
-      </w:r>
-    </w:p>
-    <w:p>
-      <w:r>
-        <w:rPr/>
-        <w:t xml:space="preserve">Лікарня та первинка працюють разом для комплексної турботи про пацієнта.</w:t>
-      </w:r>
-    </w:p>
-    <w:p>
-      <w:r>
-        <w:rPr/>
-        <w:t xml:space="preserve">Мобільна амбулаторія</w:t>
-      </w:r>
-    </w:p>
-    <w:p>
-      <w:r>
-        <w:rPr/>
-        <w:t xml:space="preserve">Виїзд на місця</w:t>
-      </w:r>
-    </w:p>
-    <w:p>
-      <w:r>
-        <w:rPr/>
-        <w:t xml:space="preserve">Допомагає жителям, які не мають змоги самостійно приїхати до лікаря.</w:t>
-      </w:r>
-    </w:p>
-    <w:p>
-      <w:r>
-        <w:rPr/>
-        <w:t xml:space="preserve">Спільні виїзди</w:t>
-      </w:r>
-    </w:p>
-    <w:p>
-      <w:r>
-        <w:rPr/>
-        <w:t xml:space="preserve">Лікарня + первинка</w:t>
-      </w:r>
-    </w:p>
-    <w:p>
-      <w:r>
-        <w:rPr/>
-        <w:t xml:space="preserve">Фахівці лікарні разом із сімейними лікарями проводять обстеження та лікування.</w:t>
+        <w:t xml:space="preserve">Первинна медицина</w:t>
+      </w:r>
+    </w:p>
+    <w:p>
+      <w:r>
+        <w:rPr/>
+        <w:t xml:space="preserve">ЦПМСД: контакт-центр, сімейні лікарі і маршрут пацієнта.</w:t>
+      </w:r>
+    </w:p>
+    <w:p>
+      <w:r>
+        <w:rPr/>
+        <w:t xml:space="preserve">Контакт-центр</w:t>
+      </w:r>
+    </w:p>
+    <w:p>
+      <w:r>
+        <w:rPr/>
+        <w:t xml:space="preserve">Запис, координація і доступність послуг</w:t>
+      </w:r>
+    </w:p>
+    <w:p>
+      <w:r>
+        <w:rPr/>
+        <w:t xml:space="preserve">Сімейний лікар і прийом</w:t>
+      </w:r>
+    </w:p>
+    <w:p>
+      <w:r>
+        <w:rPr/>
+        <w:t xml:space="preserve">Робота з пацієнтами</w:t>
+      </w:r>
+    </w:p>
+    <w:p>
+      <w:r>
+        <w:rPr/>
+        <w:t xml:space="preserve">Мережа ЦПМСД</w:t>
+      </w:r>
+    </w:p>
+    <w:p>
+      <w:r>
+        <w:rPr/>
+        <w:t xml:space="preserve">2 амбулаторії · 10 ФАПів</w:t>
+      </w:r>
+    </w:p>
+    <w:p>
+      <w:r>
+        <w:rPr/>
+        <w:t xml:space="preserve">На території громади. Додатково поруч: 3 амбулаторії та мінімум 5 ФАПів у сусідніх громадах.</w:t>
+      </w:r>
+    </w:p>
+    <w:p>
+      <w:r>
+        <w:rPr/>
+        <w:t xml:space="preserve">Сімейні лікарі</w:t>
+      </w:r>
+    </w:p>
+    <w:p>
+      <w:r>
+        <w:rPr/>
+        <w:t xml:space="preserve">постійний контакт</w:t>
+      </w:r>
+    </w:p>
+    <w:p>
+      <w:r>
+        <w:rPr/>
+        <w:t xml:space="preserve">Супровід родин, профілактика, консультації та направлення до потрібних спеціалістів.</w:t>
+      </w:r>
+    </w:p>
+    <w:p>
+      <w:r>
+        <w:rPr/>
+        <w:t xml:space="preserve">Контакт-центр</w:t>
+      </w:r>
+    </w:p>
+    <w:p>
+      <w:r>
+        <w:rPr/>
+        <w:t xml:space="preserve">запис і координація</w:t>
+      </w:r>
+    </w:p>
+    <w:p>
+      <w:r>
+        <w:rPr/>
+        <w:t xml:space="preserve">Модернізація сервісу, щоб людям було простіше потрапити до лікаря.</w:t>
+      </w:r>
+    </w:p>
+    <w:p>
+      <w:r>
+        <w:rPr/>
+        <w:t xml:space="preserve">Маршрут пацієнта</w:t>
+      </w:r>
+    </w:p>
+    <w:p>
+      <w:r>
+        <w:rPr/>
+        <w:t xml:space="preserve">від запису до лікаря</w:t>
+      </w:r>
+    </w:p>
+    <w:p>
+      <w:r>
+        <w:rPr/>
+        <w:t xml:space="preserve">Контакт-центр допомагає зорієнтуватися, записатися та отримати потрібну послугу.</w:t>
       </w:r>
     </w:p>
     <w:p>
@@ -1446,13 +1446,13 @@
     <w:p>
       <w:r>
         <w:rPr/>
-        <w:t xml:space="preserve">Нові амбулаторії · ФАП</w:t>
-      </w:r>
-    </w:p>
-    <w:p>
-      <w:r>
-        <w:rPr/>
-        <w:t xml:space="preserve">Модульні амбулаторії — медицина в кожному куточку громади.</w:t>
+        <w:t xml:space="preserve">Первинна медицина · села</w:t>
+      </w:r>
+    </w:p>
+    <w:p>
+      <w:r>
+        <w:rPr/>
+        <w:t xml:space="preserve">Мобільна клініка, амбулаторії та ФАПи ближче до людей.</w:t>
       </w:r>
     </w:p>
     <w:p>
@@ -1488,25 +1488,31 @@
     <w:p>
       <w:r>
         <w:rPr/>
-        <w:t xml:space="preserve">5 амбулаторій ЦПМСД</w:t>
-      </w:r>
-    </w:p>
-    <w:p>
-      <w:r>
-        <w:rPr/>
-        <w:t xml:space="preserve">12 фельдшерських пунктів</w:t>
-      </w:r>
-    </w:p>
-    <w:p>
-      <w:r>
-        <w:rPr/>
-        <w:t xml:space="preserve">Охоплення: всі 31 нп</w:t>
-      </w:r>
-    </w:p>
-    <w:p>
-      <w:r>
-        <w:rPr/>
-        <w:t xml:space="preserve">Мобільна клініка для 30 сіл</w:t>
+        <w:t xml:space="preserve">2 амбулаторії ЦПМСД у громаді</w:t>
+      </w:r>
+    </w:p>
+    <w:p>
+      <w:r>
+        <w:rPr/>
+        <w:t xml:space="preserve">10 ФАПів на території громади</w:t>
+      </w:r>
+    </w:p>
+    <w:p>
+      <w:r>
+        <w:rPr/>
+        <w:t xml:space="preserve">3 амбулаторії у сусідніх громадах</w:t>
+      </w:r>
+    </w:p>
+    <w:p>
+      <w:r>
+        <w:rPr/>
+        <w:t xml:space="preserve">мінімум 5 ФАПів у сусідніх громадах</w:t>
+      </w:r>
+    </w:p>
+    <w:p>
+      <w:r>
+        <w:rPr/>
+        <w:t xml:space="preserve">Мобільна клініка</w:t>
       </w:r>
     </w:p>
     <w:p>
@@ -1519,12 +1525,6 @@
       <w:r>
         <w:rPr/>
         <w:t xml:space="preserve">ФАП с. Кузнецове</w:t>
-      </w:r>
-    </w:p>
-    <w:p>
-      <w:r>
-        <w:rPr/>
-        <w:t xml:space="preserve">Відкриття ФАПу</w:t>
       </w:r>
     </w:p>
     <w:p>
@@ -1708,115 +1708,109 @@
     <w:p>
       <w:r>
         <w:rPr/>
-        <w:t xml:space="preserve">Освіта · Ліцей «Успіх»</w:t>
-      </w:r>
-    </w:p>
-    <w:p>
-      <w:r>
-        <w:rPr/>
-        <w:t xml:space="preserve">STEM-лабораторія для практичного навчання та інженерного мислення.</w:t>
-      </w:r>
-    </w:p>
-    <w:p>
-      <w:r>
-        <w:rPr/>
-        <w:t xml:space="preserve">Ліцей «Успіх»</w:t>
-      </w:r>
-    </w:p>
-    <w:p>
-      <w:r>
-        <w:rPr/>
-        <w:t xml:space="preserve">Сучасні технології в навчальному просторі</w:t>
-      </w:r>
-    </w:p>
-    <w:p>
-      <w:r>
-        <w:rPr/>
-        <w:t xml:space="preserve">Робототехніка</w:t>
-      </w:r>
-    </w:p>
-    <w:p>
-      <w:r>
-        <w:rPr/>
-        <w:t xml:space="preserve">Моделі, датчики, інженерне мислення</w:t>
-      </w:r>
-    </w:p>
-    <w:p>
-      <w:r>
-        <w:rPr/>
-        <w:t xml:space="preserve">3D-друк</w:t>
-      </w:r>
-    </w:p>
-    <w:p>
-      <w:r>
-        <w:rPr/>
-        <w:t xml:space="preserve">Від ідеї до готової моделі</w:t>
-      </w:r>
-    </w:p>
-    <w:p>
-      <w:r>
-        <w:rPr/>
-        <w:t xml:space="preserve">Ліцей «Успіх» формує середовище, де діти навчаються через дослідження, моделювання і практику.</w:t>
-      </w:r>
-    </w:p>
-    <w:p>
-      <w:r>
-        <w:rPr/>
-        <w:t xml:space="preserve">STEM-простір допомагає учням працювати з сучасним обладнанням, перевіряти власні ідеї та бачити результат навчання у створених моделях.</w:t>
-      </w:r>
-    </w:p>
-    <w:p>
-      <w:r>
-        <w:rPr/>
-        <w:t xml:space="preserve">STEM-лабораторія</w:t>
-      </w:r>
-    </w:p>
-    <w:p>
-      <w:r>
-        <w:rPr/>
-        <w:t xml:space="preserve">3D-друк · моделювання · робототехніка</w:t>
-      </w:r>
-    </w:p>
-    <w:p>
-      <w:r>
-        <w:rPr/>
-        <w:t xml:space="preserve">Учні опановують інструменти, які поєднують природничі науки, технології, інженерію та математику.</w:t>
-      </w:r>
-    </w:p>
-    <w:p>
-      <w:r>
-        <w:rPr/>
-        <w:t xml:space="preserve">Практичні навички</w:t>
-      </w:r>
-    </w:p>
-    <w:p>
-      <w:r>
-        <w:rPr/>
-        <w:t xml:space="preserve">Проєктне навчання</w:t>
-      </w:r>
-    </w:p>
-    <w:p>
-      <w:r>
-        <w:rPr/>
-        <w:t xml:space="preserve">Робота з моделями, датчиками та друком розвиває логіку, точність і командну взаємодію.</w:t>
-      </w:r>
-    </w:p>
-    <w:p>
-      <w:r>
-        <w:rPr/>
-        <w:t xml:space="preserve">Можливості для дітей</w:t>
-      </w:r>
-    </w:p>
-    <w:p>
-      <w:r>
-        <w:rPr/>
-        <w:t xml:space="preserve">Сучасна освіта поруч</w:t>
-      </w:r>
-    </w:p>
-    <w:p>
-      <w:r>
-        <w:rPr/>
-        <w:t xml:space="preserve">Такий простір робить технології доступними для школярів громади та підтримує інтерес до інженерних професій.</w:t>
+        <w:t xml:space="preserve">Спорт · Доманівка</w:t>
+      </w:r>
+    </w:p>
+    <w:p>
+      <w:r>
+        <w:rPr/>
+        <w:t xml:space="preserve">Доманівка: гандбол, волейбол і футбол.</w:t>
+      </w:r>
+    </w:p>
+    <w:p>
+      <w:r>
+        <w:rPr/>
+        <w:t xml:space="preserve">Гандбол</w:t>
+      </w:r>
+    </w:p>
+    <w:p>
+      <w:r>
+        <w:rPr/>
+        <w:t xml:space="preserve">Покоління спортсменів</w:t>
+      </w:r>
+    </w:p>
+    <w:p>
+      <w:r>
+        <w:rPr/>
+        <w:t xml:space="preserve">Гандбол</w:t>
+      </w:r>
+    </w:p>
+    <w:p>
+      <w:r>
+        <w:rPr/>
+        <w:t xml:space="preserve">Командний розвиток</w:t>
+      </w:r>
+    </w:p>
+    <w:p>
+      <w:r>
+        <w:rPr/>
+        <w:t xml:space="preserve">Волейбол</w:t>
+      </w:r>
+    </w:p>
+    <w:p>
+      <w:r>
+        <w:rPr/>
+        <w:t xml:space="preserve">Командна гра</w:t>
+      </w:r>
+    </w:p>
+    <w:p>
+      <w:r>
+        <w:rPr/>
+        <w:t xml:space="preserve">Футбол</w:t>
+      </w:r>
+    </w:p>
+    <w:p>
+      <w:r>
+        <w:rPr/>
+        <w:t xml:space="preserve">Дитяча команда</w:t>
+      </w:r>
+    </w:p>
+    <w:p>
+      <w:r>
+        <w:rPr/>
+        <w:t xml:space="preserve">Спорт у Доманівці розвивається і об'єднує громаду.</w:t>
+      </w:r>
+    </w:p>
+    <w:p>
+      <w:r>
+        <w:rPr/>
+        <w:t xml:space="preserve">Тренування, турніри і командний дух — важлива частина активного життя дітей та молоді.</w:t>
+      </w:r>
+    </w:p>
+    <w:p>
+      <w:r>
+        <w:rPr/>
+        <w:t xml:space="preserve">Гандбол</w:t>
+      </w:r>
+    </w:p>
+    <w:p>
+      <w:r>
+        <w:rPr/>
+        <w:t xml:space="preserve">Сильна традиція</w:t>
+      </w:r>
+    </w:p>
+    <w:p>
+      <w:r>
+        <w:rPr/>
+        <w:t xml:space="preserve">Волейбол</w:t>
+      </w:r>
+    </w:p>
+    <w:p>
+      <w:r>
+        <w:rPr/>
+        <w:t xml:space="preserve">Командна гра</w:t>
+      </w:r>
+    </w:p>
+    <w:p>
+      <w:r>
+        <w:rPr/>
+        <w:t xml:space="preserve">Футбол</w:t>
+      </w:r>
+    </w:p>
+    <w:p>
+      <w:r>
+        <w:rPr/>
+        <w:t xml:space="preserve">Активна молодь</w:t>
       </w:r>
     </w:p>
     <w:p>
@@ -1839,115 +1833,115 @@
     <w:p>
       <w:r>
         <w:rPr/>
-        <w:t xml:space="preserve">Позашкілля · Будинок дитячої творчості</w:t>
-      </w:r>
-    </w:p>
-    <w:p>
-      <w:r>
-        <w:rPr/>
-        <w:t xml:space="preserve">Гончарна майстерня Доманівської громади.</w:t>
-      </w:r>
-    </w:p>
-    <w:p>
-      <w:r>
-        <w:rPr/>
-        <w:t xml:space="preserve">Гончарна майстерня</w:t>
-      </w:r>
-    </w:p>
-    <w:p>
-      <w:r>
-        <w:rPr/>
-        <w:t xml:space="preserve">Творчість, ремесло і навчання через руки</w:t>
-      </w:r>
-    </w:p>
-    <w:p>
-      <w:r>
-        <w:rPr/>
-        <w:t xml:space="preserve">Майстерність</w:t>
-      </w:r>
-    </w:p>
-    <w:p>
-      <w:r>
-        <w:rPr/>
-        <w:t xml:space="preserve">Створення виробів із глини</w:t>
-      </w:r>
-    </w:p>
-    <w:p>
-      <w:r>
-        <w:rPr/>
-        <w:t xml:space="preserve">Майстеркласи</w:t>
-      </w:r>
-    </w:p>
-    <w:p>
-      <w:r>
-        <w:rPr/>
-        <w:t xml:space="preserve">Для дітей і дорослих</w:t>
-      </w:r>
-    </w:p>
-    <w:p>
-      <w:r>
-        <w:rPr/>
-        <w:t xml:space="preserve">У Доманівському будинку дитячої творчості працює гончарна майстерня.</w:t>
-      </w:r>
-    </w:p>
-    <w:p>
-      <w:r>
-        <w:rPr/>
-        <w:t xml:space="preserve">Це місце, де мешканці громади можуть навчитися створювати вироби з глини та відкривати для себе традиційне ремесло в сучасному форматі.</w:t>
-      </w:r>
-    </w:p>
-    <w:p>
-      <w:r>
-        <w:rPr/>
-        <w:t xml:space="preserve">Для всіх охочих</w:t>
-      </w:r>
-    </w:p>
-    <w:p>
-      <w:r>
-        <w:rPr/>
-        <w:t xml:space="preserve">Навчання роботі з глиною</w:t>
-      </w:r>
-    </w:p>
-    <w:p>
-      <w:r>
-        <w:rPr/>
-        <w:t xml:space="preserve">Майстерня відкрита для тих, хто хоче спробувати гончарство та власноруч створити виріб.</w:t>
-      </w:r>
-    </w:p>
-    <w:p>
-      <w:r>
-        <w:rPr/>
-        <w:t xml:space="preserve">Дорослі</w:t>
-      </w:r>
-    </w:p>
-    <w:p>
-      <w:r>
-        <w:rPr/>
-        <w:t xml:space="preserve">Майстеркласи</w:t>
-      </w:r>
-    </w:p>
-    <w:p>
-      <w:r>
-        <w:rPr/>
-        <w:t xml:space="preserve">Для дорослих організовують майстеркласи, де можна познайомитися з техніками роботи на гончарному крузі.</w:t>
-      </w:r>
-    </w:p>
-    <w:p>
-      <w:r>
-        <w:rPr/>
-        <w:t xml:space="preserve">Діти</w:t>
-      </w:r>
-    </w:p>
-    <w:p>
-      <w:r>
-        <w:rPr/>
-        <w:t xml:space="preserve">Постійні заняття</w:t>
-      </w:r>
-    </w:p>
-    <w:p>
-      <w:r>
-        <w:rPr/>
-        <w:t xml:space="preserve">Діти можуть відвідувати заняття постійно, розвиваючи увагу, дрібну моторику та творче мислення.</w:t>
+        <w:t xml:space="preserve">Освіта · Ліцей «Успіх»</w:t>
+      </w:r>
+    </w:p>
+    <w:p>
+      <w:r>
+        <w:rPr/>
+        <w:t xml:space="preserve">STEM-лабораторія для практичного навчання та інженерного мислення.</w:t>
+      </w:r>
+    </w:p>
+    <w:p>
+      <w:r>
+        <w:rPr/>
+        <w:t xml:space="preserve">Ліцей «Успіх»</w:t>
+      </w:r>
+    </w:p>
+    <w:p>
+      <w:r>
+        <w:rPr/>
+        <w:t xml:space="preserve">Сучасні технології в навчальному просторі</w:t>
+      </w:r>
+    </w:p>
+    <w:p>
+      <w:r>
+        <w:rPr/>
+        <w:t xml:space="preserve">Робототехніка</w:t>
+      </w:r>
+    </w:p>
+    <w:p>
+      <w:r>
+        <w:rPr/>
+        <w:t xml:space="preserve">Моделі, датчики, інженерне мислення</w:t>
+      </w:r>
+    </w:p>
+    <w:p>
+      <w:r>
+        <w:rPr/>
+        <w:t xml:space="preserve">3D-друк</w:t>
+      </w:r>
+    </w:p>
+    <w:p>
+      <w:r>
+        <w:rPr/>
+        <w:t xml:space="preserve">Від ідеї до готової моделі</w:t>
+      </w:r>
+    </w:p>
+    <w:p>
+      <w:r>
+        <w:rPr/>
+        <w:t xml:space="preserve">Ліцей «Успіх» формує середовище, де діти навчаються через дослідження, моделювання і практику.</w:t>
+      </w:r>
+    </w:p>
+    <w:p>
+      <w:r>
+        <w:rPr/>
+        <w:t xml:space="preserve">STEM-простір допомагає учням працювати з сучасним обладнанням, перевіряти власні ідеї та бачити результат навчання у створених моделях.</w:t>
+      </w:r>
+    </w:p>
+    <w:p>
+      <w:r>
+        <w:rPr/>
+        <w:t xml:space="preserve">STEM-лабораторія</w:t>
+      </w:r>
+    </w:p>
+    <w:p>
+      <w:r>
+        <w:rPr/>
+        <w:t xml:space="preserve">3D-друк · моделювання · робототехніка</w:t>
+      </w:r>
+    </w:p>
+    <w:p>
+      <w:r>
+        <w:rPr/>
+        <w:t xml:space="preserve">Учні опановують інструменти, які поєднують природничі науки, технології, інженерію та математику.</w:t>
+      </w:r>
+    </w:p>
+    <w:p>
+      <w:r>
+        <w:rPr/>
+        <w:t xml:space="preserve">Практичні навички</w:t>
+      </w:r>
+    </w:p>
+    <w:p>
+      <w:r>
+        <w:rPr/>
+        <w:t xml:space="preserve">Проєктне навчання</w:t>
+      </w:r>
+    </w:p>
+    <w:p>
+      <w:r>
+        <w:rPr/>
+        <w:t xml:space="preserve">Робота з моделями, датчиками та друком розвиває логіку, точність і командну взаємодію.</w:t>
+      </w:r>
+    </w:p>
+    <w:p>
+      <w:r>
+        <w:rPr/>
+        <w:t xml:space="preserve">Можливості для дітей</w:t>
+      </w:r>
+    </w:p>
+    <w:p>
+      <w:r>
+        <w:rPr/>
+        <w:t xml:space="preserve">Сучасна освіта поруч</w:t>
+      </w:r>
+    </w:p>
+    <w:p>
+      <w:r>
+        <w:rPr/>
+        <w:t xml:space="preserve">Такий простір робить технології доступними для школярів громади та підтримує інтерес до інженерних професій.</w:t>
       </w:r>
     </w:p>
     <w:p>
@@ -1970,151 +1964,115 @@
     <w:p>
       <w:r>
         <w:rPr/>
-        <w:t xml:space="preserve">Культура</w:t>
-      </w:r>
-    </w:p>
-    <w:p>
-      <w:r>
-        <w:rPr/>
-        <w:t xml:space="preserve">Культурний потенціал Доманівської громади</w:t>
-      </w:r>
-    </w:p>
-    <w:p>
-      <w:r>
-        <w:rPr/>
-        <w:t xml:space="preserve">Основа культурного життя</w:t>
-      </w:r>
-    </w:p>
-    <w:p>
-      <w:r>
-        <w:rPr/>
-        <w:t xml:space="preserve">Творчість, професіоналізм і два колективи зі званням «народний».</w:t>
-      </w:r>
-    </w:p>
-    <w:p>
-      <w:r>
-        <w:rPr/>
-        <w:t xml:space="preserve">Артисти Доманівського базового будинку культури є лауреатами обласних та всеукраїнських конкурсів і фестивалів, гідно представляючи громаду на найвищих рівнях.</w:t>
-      </w:r>
-    </w:p>
-    <w:p>
-      <w:r>
-        <w:rPr/>
-        <w:t xml:space="preserve">Народний духовий оркестр</w:t>
-      </w:r>
-    </w:p>
-    <w:p>
-      <w:r>
-        <w:rPr/>
-        <w:t xml:space="preserve">«Фестиваль»</w:t>
-      </w:r>
-    </w:p>
-    <w:p>
-      <w:r>
-        <w:rPr/>
-        <w:t xml:space="preserve">Заснований у 2004 році</w:t>
-      </w:r>
-    </w:p>
-    <w:p>
-      <w:r>
-        <w:rPr/>
-        <w:t xml:space="preserve">Звання «народний» отримав у 2005 році</w:t>
-      </w:r>
-    </w:p>
-    <w:p>
-      <w:r>
-        <w:rPr/>
-        <w:t xml:space="preserve">Постійний учасник знакових культурних подій громади</w:t>
-      </w:r>
-    </w:p>
-    <w:p>
-      <w:r>
-        <w:rPr/>
-        <w:t xml:space="preserve">Вражає слухачів енергією, злагодженістю та виконавчою майстерністю.</w:t>
-      </w:r>
-    </w:p>
-    <w:p>
-      <w:r>
-        <w:rPr/>
-        <w:t xml:space="preserve">Народний вокальний ансамбль</w:t>
-      </w:r>
-    </w:p>
-    <w:p>
-      <w:r>
-        <w:rPr/>
-        <w:t xml:space="preserve">«Нові Обрії»</w:t>
-      </w:r>
-    </w:p>
-    <w:p>
-      <w:r>
-        <w:rPr/>
-        <w:t xml:space="preserve">Працює з кінця 1995 року</w:t>
-      </w:r>
-    </w:p>
-    <w:p>
-      <w:r>
-        <w:rPr/>
-        <w:t xml:space="preserve">Звання «народний» отримав у 1996 році</w:t>
-      </w:r>
-    </w:p>
-    <w:p>
-      <w:r>
-        <w:rPr/>
-        <w:t xml:space="preserve">Зберігає і примножує традиції вокального мистецтва краю</w:t>
-      </w:r>
-    </w:p>
-    <w:p>
-      <w:r>
-        <w:rPr/>
-        <w:t xml:space="preserve">Зачаровує глядачів багатоголоссям і сценічною культурою.</w:t>
-      </w:r>
-    </w:p>
-    <w:p>
-      <w:r>
-        <w:rPr/>
-        <w:t xml:space="preserve">Народний духовий оркестр</w:t>
-      </w:r>
-    </w:p>
-    <w:p>
-      <w:r>
-        <w:rPr/>
-        <w:t xml:space="preserve">«Фестиваль»</w:t>
-      </w:r>
-    </w:p>
-    <w:p>
-      <w:r>
-        <w:rPr/>
-        <w:t xml:space="preserve">Народний вокальний ансамбль</w:t>
-      </w:r>
-    </w:p>
-    <w:p>
-      <w:r>
-        <w:rPr/>
-        <w:t xml:space="preserve">«Нові Обрії»</w:t>
-      </w:r>
-    </w:p>
-    <w:p>
-      <w:r>
-        <w:rPr/>
-        <w:t xml:space="preserve">2</w:t>
-      </w:r>
-    </w:p>
-    <w:p>
-      <w:r>
-        <w:rPr/>
-        <w:t xml:space="preserve">колективи зі званням «народний»</w:t>
-      </w:r>
-    </w:p>
-    <w:p>
-      <w:r>
-        <w:rPr/>
-        <w:t xml:space="preserve">10</w:t>
-      </w:r>
-    </w:p>
-    <w:p>
-      <w:r>
-        <w:rPr/>
-        <w:t xml:space="preserve">закладів культури у громаді</w:t>
+        <w:t xml:space="preserve">Позашкілля · Будинок дитячої творчості</w:t>
+      </w:r>
+    </w:p>
+    <w:p>
+      <w:r>
+        <w:rPr/>
+        <w:t xml:space="preserve">Гончарна майстерня Доманівської громади.</w:t>
+      </w:r>
+    </w:p>
+    <w:p>
+      <w:r>
+        <w:rPr/>
+        <w:t xml:space="preserve">Гончарна майстерня</w:t>
+      </w:r>
+    </w:p>
+    <w:p>
+      <w:r>
+        <w:rPr/>
+        <w:t xml:space="preserve">Творчість, ремесло і навчання через руки</w:t>
+      </w:r>
+    </w:p>
+    <w:p>
+      <w:r>
+        <w:rPr/>
+        <w:t xml:space="preserve">Майстерність</w:t>
+      </w:r>
+    </w:p>
+    <w:p>
+      <w:r>
+        <w:rPr/>
+        <w:t xml:space="preserve">Створення виробів із глини</w:t>
+      </w:r>
+    </w:p>
+    <w:p>
+      <w:r>
+        <w:rPr/>
+        <w:t xml:space="preserve">Майстеркласи</w:t>
+      </w:r>
+    </w:p>
+    <w:p>
+      <w:r>
+        <w:rPr/>
+        <w:t xml:space="preserve">Для дітей і дорослих</w:t>
+      </w:r>
+    </w:p>
+    <w:p>
+      <w:r>
+        <w:rPr/>
+        <w:t xml:space="preserve">У Доманівському будинку дитячої творчості працює гончарна майстерня.</w:t>
+      </w:r>
+    </w:p>
+    <w:p>
+      <w:r>
+        <w:rPr/>
+        <w:t xml:space="preserve">Це місце, де мешканці громади можуть навчитися створювати вироби з глини та відкривати для себе традиційне ремесло в сучасному форматі.</w:t>
+      </w:r>
+    </w:p>
+    <w:p>
+      <w:r>
+        <w:rPr/>
+        <w:t xml:space="preserve">Для всіх охочих</w:t>
+      </w:r>
+    </w:p>
+    <w:p>
+      <w:r>
+        <w:rPr/>
+        <w:t xml:space="preserve">Навчання роботі з глиною</w:t>
+      </w:r>
+    </w:p>
+    <w:p>
+      <w:r>
+        <w:rPr/>
+        <w:t xml:space="preserve">Майстерня відкрита для тих, хто хоче спробувати гончарство та власноруч створити виріб.</w:t>
+      </w:r>
+    </w:p>
+    <w:p>
+      <w:r>
+        <w:rPr/>
+        <w:t xml:space="preserve">Дорослі</w:t>
+      </w:r>
+    </w:p>
+    <w:p>
+      <w:r>
+        <w:rPr/>
+        <w:t xml:space="preserve">Майстеркласи</w:t>
+      </w:r>
+    </w:p>
+    <w:p>
+      <w:r>
+        <w:rPr/>
+        <w:t xml:space="preserve">Для дорослих організовують майстеркласи, де можна познайомитися з техніками роботи на гончарному крузі.</w:t>
+      </w:r>
+    </w:p>
+    <w:p>
+      <w:r>
+        <w:rPr/>
+        <w:t xml:space="preserve">Діти</w:t>
+      </w:r>
+    </w:p>
+    <w:p>
+      <w:r>
+        <w:rPr/>
+        <w:t xml:space="preserve">Постійні заняття</w:t>
+      </w:r>
+    </w:p>
+    <w:p>
+      <w:r>
+        <w:rPr/>
+        <w:t xml:space="preserve">Діти можуть відвідувати заняття постійно, розвиваючи увагу, дрібну моторику та творче мислення.</w:t>
       </w:r>
     </w:p>
     <w:p>
@@ -2137,139 +2095,151 @@
     <w:p>
       <w:r>
         <w:rPr/>
-        <w:t xml:space="preserve">Внутрішньо переміщені особи · ВПО</w:t>
-      </w:r>
-    </w:p>
-    <w:p>
-      <w:r>
-        <w:rPr/>
-        <w:t xml:space="preserve">Модульні будинки від данських партнерів — зведено і заселено.</w:t>
-      </w:r>
-    </w:p>
-    <w:p>
-      <w:r>
-        <w:rPr/>
-        <w:t xml:space="preserve">Зведено і заселено</w:t>
-      </w:r>
-    </w:p>
-    <w:p>
-      <w:r>
-        <w:rPr/>
-        <w:t xml:space="preserve">9 модульних будинків для ВПО</w:t>
-      </w:r>
-    </w:p>
-    <w:p>
-      <w:r>
-        <w:rPr/>
-        <w:t xml:space="preserve">Новий житловий простір у громаді</w:t>
-      </w:r>
-    </w:p>
-    <w:p>
-      <w:r>
-        <w:rPr/>
-        <w:t xml:space="preserve">Будинки готові до проживання</w:t>
-      </w:r>
-    </w:p>
-    <w:p>
-      <w:r>
-        <w:rPr/>
-        <w:t xml:space="preserve">9</w:t>
-      </w:r>
-    </w:p>
-    <w:p>
-      <w:r>
-        <w:rPr/>
-        <w:t xml:space="preserve">будинків зведено</w:t>
-      </w:r>
-    </w:p>
-    <w:p>
-      <w:r>
-        <w:rPr/>
-        <w:t xml:space="preserve">31</w:t>
-      </w:r>
-    </w:p>
-    <w:p>
-      <w:r>
-        <w:rPr/>
-        <w:t xml:space="preserve">людина вже проживає</w:t>
-      </w:r>
-    </w:p>
-    <w:p>
-      <w:r>
-        <w:rPr/>
-        <w:t xml:space="preserve">+6</w:t>
-      </w:r>
-    </w:p>
-    <w:p>
-      <w:r>
-        <w:rPr/>
-        <w:t xml:space="preserve">будинків у наступному етапі</w:t>
-      </w:r>
-    </w:p>
-    <w:p>
-      <w:r>
-        <w:rPr/>
-        <w:t xml:space="preserve">триває</w:t>
-      </w:r>
-    </w:p>
-    <w:p>
-      <w:r>
-        <w:rPr/>
-        <w:t xml:space="preserve">проєкт продовжується</w:t>
-      </w:r>
-    </w:p>
-    <w:p>
-      <w:r>
-        <w:rPr/>
-        <w:t xml:space="preserve">партнерство</w:t>
-      </w:r>
-    </w:p>
-    <w:p>
-      <w:r>
-        <w:rPr/>
-        <w:t xml:space="preserve">Данські партнери</w:t>
-      </w:r>
-    </w:p>
-    <w:p>
-      <w:r>
-        <w:rPr/>
-        <w:t xml:space="preserve">Модульне житло створене за підтримки партнерів; співпраця продовжується.</w:t>
-      </w:r>
-    </w:p>
-    <w:p>
-      <w:r>
-        <w:rPr/>
-        <w:t xml:space="preserve">ВПО у громаді</w:t>
-      </w:r>
-    </w:p>
-    <w:p>
-      <w:r>
-        <w:rPr/>
-        <w:t xml:space="preserve">1 087 на обліку</w:t>
-      </w:r>
-    </w:p>
-    <w:p>
-      <w:r>
-        <w:rPr/>
-        <w:t xml:space="preserve">З початку 2022 року громада прийняла понад 3 000 внутрішньо переміщених осіб.</w:t>
-      </w:r>
-    </w:p>
-    <w:p>
-      <w:r>
-        <w:rPr/>
-        <w:t xml:space="preserve">наступний крок</w:t>
-      </w:r>
-    </w:p>
-    <w:p>
-      <w:r>
-        <w:rPr/>
-        <w:t xml:space="preserve">Ще 6 будинків</w:t>
-      </w:r>
-    </w:p>
-    <w:p>
-      <w:r>
-        <w:rPr/>
-        <w:t xml:space="preserve">Проєкт розширюється, щоб дати більше постійного житла людям, які знайшли прихисток у Доманівській громаді.</w:t>
+        <w:t xml:space="preserve">Культура</w:t>
+      </w:r>
+    </w:p>
+    <w:p>
+      <w:r>
+        <w:rPr/>
+        <w:t xml:space="preserve">Культурний потенціал Доманівської громади</w:t>
+      </w:r>
+    </w:p>
+    <w:p>
+      <w:r>
+        <w:rPr/>
+        <w:t xml:space="preserve">Основа культурного життя</w:t>
+      </w:r>
+    </w:p>
+    <w:p>
+      <w:r>
+        <w:rPr/>
+        <w:t xml:space="preserve">Творчість, професіоналізм і два колективи зі званням «народний».</w:t>
+      </w:r>
+    </w:p>
+    <w:p>
+      <w:r>
+        <w:rPr/>
+        <w:t xml:space="preserve">Артисти Доманівського базового будинку культури є лауреатами обласних та всеукраїнських конкурсів і фестивалів, гідно представляючи громаду на найвищих рівнях.</w:t>
+      </w:r>
+    </w:p>
+    <w:p>
+      <w:r>
+        <w:rPr/>
+        <w:t xml:space="preserve">Народний духовий оркестр</w:t>
+      </w:r>
+    </w:p>
+    <w:p>
+      <w:r>
+        <w:rPr/>
+        <w:t xml:space="preserve">«Фестиваль»</w:t>
+      </w:r>
+    </w:p>
+    <w:p>
+      <w:r>
+        <w:rPr/>
+        <w:t xml:space="preserve">Заснований у 2004 році</w:t>
+      </w:r>
+    </w:p>
+    <w:p>
+      <w:r>
+        <w:rPr/>
+        <w:t xml:space="preserve">Звання «народний» отримав у 2005 році</w:t>
+      </w:r>
+    </w:p>
+    <w:p>
+      <w:r>
+        <w:rPr/>
+        <w:t xml:space="preserve">Постійний учасник знакових культурних подій громади</w:t>
+      </w:r>
+    </w:p>
+    <w:p>
+      <w:r>
+        <w:rPr/>
+        <w:t xml:space="preserve">Вражає слухачів енергією, злагодженістю та виконавчою майстерністю.</w:t>
+      </w:r>
+    </w:p>
+    <w:p>
+      <w:r>
+        <w:rPr/>
+        <w:t xml:space="preserve">Народний вокальний ансамбль</w:t>
+      </w:r>
+    </w:p>
+    <w:p>
+      <w:r>
+        <w:rPr/>
+        <w:t xml:space="preserve">«Нові Обрії»</w:t>
+      </w:r>
+    </w:p>
+    <w:p>
+      <w:r>
+        <w:rPr/>
+        <w:t xml:space="preserve">Працює з кінця 1995 року</w:t>
+      </w:r>
+    </w:p>
+    <w:p>
+      <w:r>
+        <w:rPr/>
+        <w:t xml:space="preserve">Звання «народний» отримав у 1996 році</w:t>
+      </w:r>
+    </w:p>
+    <w:p>
+      <w:r>
+        <w:rPr/>
+        <w:t xml:space="preserve">Зберігає і примножує традиції вокального мистецтва краю</w:t>
+      </w:r>
+    </w:p>
+    <w:p>
+      <w:r>
+        <w:rPr/>
+        <w:t xml:space="preserve">Зачаровує глядачів багатоголоссям і сценічною культурою.</w:t>
+      </w:r>
+    </w:p>
+    <w:p>
+      <w:r>
+        <w:rPr/>
+        <w:t xml:space="preserve">Народний духовий оркестр</w:t>
+      </w:r>
+    </w:p>
+    <w:p>
+      <w:r>
+        <w:rPr/>
+        <w:t xml:space="preserve">«Фестиваль»</w:t>
+      </w:r>
+    </w:p>
+    <w:p>
+      <w:r>
+        <w:rPr/>
+        <w:t xml:space="preserve">Народний вокальний ансамбль</w:t>
+      </w:r>
+    </w:p>
+    <w:p>
+      <w:r>
+        <w:rPr/>
+        <w:t xml:space="preserve">«Нові Обрії»</w:t>
+      </w:r>
+    </w:p>
+    <w:p>
+      <w:r>
+        <w:rPr/>
+        <w:t xml:space="preserve">2</w:t>
+      </w:r>
+    </w:p>
+    <w:p>
+      <w:r>
+        <w:rPr/>
+        <w:t xml:space="preserve">колективи зі званням «народний»</w:t>
+      </w:r>
+    </w:p>
+    <w:p>
+      <w:r>
+        <w:rPr/>
+        <w:t xml:space="preserve">10</w:t>
+      </w:r>
+    </w:p>
+    <w:p>
+      <w:r>
+        <w:rPr/>
+        <w:t xml:space="preserve">закладів культури у громаді</w:t>
       </w:r>
     </w:p>
     <w:p>
@@ -2292,277 +2262,85 @@
     <w:p>
       <w:r>
         <w:rPr/>
-        <w:t xml:space="preserve">18 міжнародних проєктів</w:t>
-      </w:r>
-    </w:p>
-    <w:p>
-      <w:r>
-        <w:rPr/>
-        <w:t xml:space="preserve">Реєстр проєктів за міжнародні кошти та кошти країн-партнерів.</w:t>
-      </w:r>
-    </w:p>
-    <w:p>
-      <w:r>
-        <w:rPr/>
-        <w:t xml:space="preserve">Проєкт</w:t>
-      </w:r>
-    </w:p>
-    <w:p>
-      <w:r>
-        <w:rPr/>
-        <w:t xml:space="preserve">Статус</w:t>
-      </w:r>
-    </w:p>
-    <w:p>
-      <w:r>
-        <w:rPr/>
-        <w:t xml:space="preserve">Партнер / Донор</w:t>
-      </w:r>
-    </w:p>
-    <w:p>
-      <w:r>
-        <w:rPr/>
-        <w:t xml:space="preserve">Сума / Строк</w:t>
-      </w:r>
-    </w:p>
-    <w:p>
-      <w:r>
-        <w:rPr/>
-        <w:t xml:space="preserve">CASE: тепличний комплекс «Оберіг-Агро»</w:t>
-      </w:r>
-    </w:p>
-    <w:p>
-      <w:r>
-        <w:rPr/>
-        <w:t xml:space="preserve">Реалізовано</w:t>
-      </w:r>
-    </w:p>
-    <w:p>
-      <w:r>
-        <w:rPr/>
-        <w:t xml:space="preserve">Oxfam</w:t>
-      </w:r>
-    </w:p>
-    <w:p>
-      <w:r>
-        <w:rPr/>
-        <w:t xml:space="preserve">32,0 млн грн · 2023-2024</w:t>
-      </w:r>
-    </w:p>
-    <w:p>
-      <w:r>
-        <w:rPr/>
-        <w:t xml:space="preserve">SURGe · «Сади Перемоги»</w:t>
-      </w:r>
-    </w:p>
-    <w:p>
-      <w:r>
-        <w:rPr/>
-        <w:t xml:space="preserve">Реалізовано</w:t>
-      </w:r>
-    </w:p>
-    <w:p>
-      <w:r>
-        <w:rPr/>
-        <w:t xml:space="preserve">Уряд Канади · Alinea · CDF Canada</w:t>
-      </w:r>
-    </w:p>
-    <w:p>
-      <w:r>
-        <w:rPr/>
-        <w:t xml:space="preserve">800 тис. грн · 2024</w:t>
-      </w:r>
-    </w:p>
-    <w:p>
-      <w:r>
-        <w:rPr/>
-        <w:t xml:space="preserve">«Людський вимір»</w:t>
-      </w:r>
-    </w:p>
-    <w:p>
-      <w:r>
-        <w:rPr/>
-        <w:t xml:space="preserve">Реалізовано</w:t>
-      </w:r>
-    </w:p>
-    <w:p>
-      <w:r>
-        <w:rPr/>
-        <w:t xml:space="preserve">МОМ · ЗУРЦ · Уряд Канади</w:t>
-      </w:r>
-    </w:p>
-    <w:p>
-      <w:r>
-        <w:rPr/>
-        <w:t xml:space="preserve">439,5 тис. грн · 2024</w:t>
-      </w:r>
-    </w:p>
-    <w:p>
-      <w:r>
-        <w:rPr/>
-        <w:t xml:space="preserve">«Міцні Регіони»: лікарня та ЦПМСД</w:t>
-      </w:r>
-    </w:p>
-    <w:p>
-      <w:r>
-        <w:rPr/>
-        <w:t xml:space="preserve">Реалізовано</w:t>
-      </w:r>
-    </w:p>
-    <w:p>
-      <w:r>
-        <w:rPr/>
-        <w:t xml:space="preserve">ЄС · BMZ</w:t>
-      </w:r>
-    </w:p>
-    <w:p>
-      <w:r>
-        <w:rPr/>
-        <w:t xml:space="preserve">15,6 млн грн · 2024</w:t>
-      </w:r>
-    </w:p>
-    <w:p>
-      <w:r>
-        <w:rPr/>
-        <w:t xml:space="preserve">Підзвітність ОМС і КП</w:t>
-      </w:r>
-    </w:p>
-    <w:p>
-      <w:r>
-        <w:rPr/>
-        <w:t xml:space="preserve">Реалізовано</w:t>
-      </w:r>
-    </w:p>
-    <w:p>
-      <w:r>
-        <w:rPr/>
-        <w:t xml:space="preserve">USAID «Говерла»</w:t>
-      </w:r>
-    </w:p>
-    <w:p>
-      <w:r>
-        <w:rPr/>
-        <w:t xml:space="preserve">12,9 млн грн · 2025</w:t>
-      </w:r>
-    </w:p>
-    <w:p>
-      <w:r>
-        <w:rPr/>
-        <w:t xml:space="preserve">9 модульних будинків для ВПО</w:t>
-      </w:r>
-    </w:p>
-    <w:p>
-      <w:r>
-        <w:rPr/>
-        <w:t xml:space="preserve">Завершується</w:t>
-      </w:r>
-    </w:p>
-    <w:p>
-      <w:r>
-        <w:rPr/>
-        <w:t xml:space="preserve">Фонд відбудови України · уряд Данії</w:t>
-      </w:r>
-    </w:p>
-    <w:p>
-      <w:r>
-        <w:rPr/>
-        <w:t xml:space="preserve">22,1 млн грн · 2026</w:t>
-      </w:r>
-    </w:p>
-    <w:p>
-      <w:r>
-        <w:rPr/>
-        <w:t xml:space="preserve">Біопаливні технології</w:t>
-      </w:r>
-    </w:p>
-    <w:p>
-      <w:r>
-        <w:rPr/>
-        <w:t xml:space="preserve">Реалізується</w:t>
-      </w:r>
-    </w:p>
-    <w:p>
-      <w:r>
-        <w:rPr/>
-        <w:t xml:space="preserve">Країни-партнери</w:t>
-      </w:r>
-    </w:p>
-    <w:p>
-      <w:r>
-        <w:rPr/>
-        <w:t xml:space="preserve">9,0 млн грн · 2026</w:t>
-      </w:r>
-    </w:p>
-    <w:p>
-      <w:r>
-        <w:rPr/>
-        <w:t xml:space="preserve">Свердловина в Царедарівці</w:t>
-      </w:r>
-    </w:p>
-    <w:p>
-      <w:r>
-        <w:rPr/>
-        <w:t xml:space="preserve">Стадія завершення</w:t>
-      </w:r>
-    </w:p>
-    <w:p>
-      <w:r>
-        <w:rPr/>
-        <w:t xml:space="preserve">ГО «Десяте квітня» · ЄС</w:t>
-      </w:r>
-    </w:p>
-    <w:p>
-      <w:r>
-        <w:rPr/>
-        <w:t xml:space="preserve">4,49 млн грн · 2025-2026</w:t>
-      </w:r>
-    </w:p>
-    <w:p>
-      <w:r>
-        <w:rPr/>
-        <w:t xml:space="preserve">СЕС для лікарні та ЦПМСД</w:t>
-      </w:r>
-    </w:p>
-    <w:p>
-      <w:r>
-        <w:rPr/>
-        <w:t xml:space="preserve">Реалізовано</w:t>
-      </w:r>
-    </w:p>
-    <w:p>
-      <w:r>
-        <w:rPr/>
-        <w:t xml:space="preserve">GIZ</w:t>
-      </w:r>
-    </w:p>
-    <w:p>
-      <w:r>
-        <w:rPr/>
-        <w:t xml:space="preserve">2,72 млн грн · 2024</w:t>
-      </w:r>
-    </w:p>
-    <w:p>
-      <w:r>
-        <w:rPr/>
-        <w:t xml:space="preserve">Водогін Зброшкове - Доманівка</w:t>
-      </w:r>
-    </w:p>
-    <w:p>
-      <w:r>
-        <w:rPr/>
-        <w:t xml:space="preserve">Підготовка до робіт</w:t>
-      </w:r>
-    </w:p>
-    <w:p>
-      <w:r>
-        <w:rPr/>
-        <w:t xml:space="preserve">НЕФКО · уряд Данії · громада</w:t>
-      </w:r>
-    </w:p>
-    <w:p>
-      <w:r>
-        <w:rPr/>
-        <w:t xml:space="preserve">82,5 млн грн · до 30.09.2027</w:t>
+        <w:t xml:space="preserve">Духовна спадщина · свобода совісті</w:t>
+      </w:r>
+    </w:p>
+    <w:p>
+      <w:r>
+        <w:rPr/>
+        <w:t xml:space="preserve">Доманівська громада поважає релігійні традиції мешканців і береже місця, де формується довіра та взаємна підтримка.</w:t>
+      </w:r>
+    </w:p>
+    <w:p>
+      <w:r>
+        <w:rPr/>
+        <w:t xml:space="preserve">релігійна спадщина</w:t>
+      </w:r>
+    </w:p>
+    <w:p>
+      <w:r>
+        <w:rPr/>
+        <w:t xml:space="preserve">Простір тиші, пам'яті та спільності.</w:t>
+      </w:r>
+    </w:p>
+    <w:p>
+      <w:r>
+        <w:rPr/>
+        <w:t xml:space="preserve">позиція громади</w:t>
+      </w:r>
+    </w:p>
+    <w:p>
+      <w:r>
+        <w:rPr/>
+        <w:t xml:space="preserve">Повага до віри та гідності людини</w:t>
+      </w:r>
+    </w:p>
+    <w:p>
+      <w:r>
+        <w:rPr/>
+        <w:t xml:space="preserve">Громада підтримує культуру взаємної поваги, діалогу та добросусідства між мешканцями.</w:t>
+      </w:r>
+    </w:p>
+    <w:p>
+      <w:r>
+        <w:rPr/>
+        <w:t xml:space="preserve">соціальна роль</w:t>
+      </w:r>
+    </w:p>
+    <w:p>
+      <w:r>
+        <w:rPr/>
+        <w:t xml:space="preserve">Місця, що тримають людей разом</w:t>
+      </w:r>
+    </w:p>
+    <w:p>
+      <w:r>
+        <w:rPr/>
+        <w:t xml:space="preserve">Храми залишаються просторами пам'яті, підтримки, волонтерства та людської присутності.</w:t>
+      </w:r>
+    </w:p>
+    <w:p>
+      <w:r>
+        <w:rPr/>
+        <w:t xml:space="preserve">Історична пам'ять</w:t>
+      </w:r>
+    </w:p>
+    <w:p>
+      <w:r>
+        <w:rPr/>
+        <w:t xml:space="preserve">Традиції родин</w:t>
+      </w:r>
+    </w:p>
+    <w:p>
+      <w:r>
+        <w:rPr/>
+        <w:t xml:space="preserve">Культурна тяглість</w:t>
+      </w:r>
+    </w:p>
+    <w:p>
+      <w:r>
+        <w:rPr/>
+        <w:t xml:space="preserve">Спільнотне життя</w:t>
       </w:r>
     </w:p>
     <w:p>
@@ -2585,211 +2363,139 @@
     <w:p>
       <w:r>
         <w:rPr/>
-        <w:t xml:space="preserve">Водопостачання · NEFCO · Данія</w:t>
-      </w:r>
-    </w:p>
-    <w:p>
-      <w:r>
-        <w:rPr/>
-        <w:t xml:space="preserve">Водогін Зброшкове — Доманівка: вода як інфраструктура відновлення.</w:t>
-      </w:r>
-    </w:p>
-    <w:p>
-      <w:r>
-        <w:rPr/>
-        <w:t xml:space="preserve">Зброшкове</w:t>
-      </w:r>
-    </w:p>
-    <w:p>
-      <w:r>
-        <w:rPr/>
-        <w:t xml:space="preserve">підземне джерело</w:t>
-      </w:r>
-    </w:p>
-    <w:p>
-      <w:r>
-        <w:rPr/>
-        <w:t xml:space="preserve">Доманівка</w:t>
-      </w:r>
-    </w:p>
-    <w:p>
-      <w:r>
-        <w:rPr/>
-        <w:t xml:space="preserve">адміністративний центр</w:t>
-      </w:r>
-    </w:p>
-    <w:p>
-      <w:r>
-        <w:rPr/>
-        <w:t xml:space="preserve">маршрут водогону</w:t>
-      </w:r>
-    </w:p>
-    <w:p>
-      <w:r>
-        <w:rPr/>
-        <w:t xml:space="preserve">магістраль</w:t>
-      </w:r>
-    </w:p>
-    <w:p>
-      <w:r>
-        <w:rPr/>
-        <w:t xml:space="preserve">6 709 м</w:t>
-      </w:r>
-    </w:p>
-    <w:p>
-      <w:r>
-        <w:rPr/>
-        <w:t xml:space="preserve">майже 7 км від свердловини до селища</w:t>
-      </w:r>
-    </w:p>
-    <w:p>
-      <w:r>
-        <w:rPr/>
-        <w:t xml:space="preserve">діаметр</w:t>
-      </w:r>
-    </w:p>
-    <w:p>
-      <w:r>
-        <w:rPr/>
-        <w:t xml:space="preserve">250 мм</w:t>
-      </w:r>
-    </w:p>
-    <w:p>
-      <w:r>
-        <w:rPr/>
-        <w:t xml:space="preserve">нова магістральна труба</w:t>
-      </w:r>
-    </w:p>
-    <w:p>
-      <w:r>
-        <w:rPr/>
-        <w:t xml:space="preserve">живлення</w:t>
-      </w:r>
-    </w:p>
-    <w:p>
-      <w:r>
-        <w:rPr/>
-        <w:t xml:space="preserve">СЕС</w:t>
-      </w:r>
-    </w:p>
-    <w:p>
-      <w:r>
-        <w:rPr/>
-        <w:t xml:space="preserve">сонячні панелі для насосної</w:t>
-      </w:r>
-    </w:p>
-    <w:p>
-      <w:r>
-        <w:rPr/>
-        <w:t xml:space="preserve">фінансування</w:t>
-      </w:r>
-    </w:p>
-    <w:p>
-      <w:r>
-        <w:rPr/>
-        <w:t xml:space="preserve">€1.47 млн</w:t>
-      </w:r>
-    </w:p>
-    <w:p>
-      <w:r>
-        <w:rPr/>
-        <w:t xml:space="preserve">Грант для Доманівки: кошти уряду Данії, адміністрування NEFCO та співфінансування громади.</w:t>
-      </w:r>
-    </w:p>
-    <w:p>
-      <w:r>
-        <w:rPr/>
-        <w:t xml:space="preserve">що будується</w:t>
-      </w:r>
-    </w:p>
-    <w:p>
-      <w:r>
-        <w:rPr/>
-        <w:t xml:space="preserve">водогін</w:t>
-      </w:r>
-    </w:p>
-    <w:p>
-      <w:r>
-        <w:rPr/>
-        <w:t xml:space="preserve">Зброшкове → Доманівка</w:t>
-      </w:r>
-    </w:p>
-    <w:p>
-      <w:r>
-        <w:rPr/>
-        <w:t xml:space="preserve">резервуари</w:t>
-      </w:r>
-    </w:p>
-    <w:p>
-      <w:r>
-        <w:rPr/>
-        <w:t xml:space="preserve">стабільний запас води</w:t>
-      </w:r>
-    </w:p>
-    <w:p>
-      <w:r>
-        <w:rPr/>
-        <w:t xml:space="preserve">насосна</w:t>
-      </w:r>
-    </w:p>
-    <w:p>
-      <w:r>
-        <w:rPr/>
-        <w:t xml:space="preserve">тиск у системі</w:t>
-      </w:r>
-    </w:p>
-    <w:p>
-      <w:r>
-        <w:rPr/>
-        <w:t xml:space="preserve">автоматика</w:t>
-      </w:r>
-    </w:p>
-    <w:p>
-      <w:r>
-        <w:rPr/>
-        <w:t xml:space="preserve">контроль втрат</w:t>
-      </w:r>
-    </w:p>
-    <w:p>
-      <w:r>
-        <w:rPr/>
-        <w:t xml:space="preserve">ефект для громади</w:t>
-      </w:r>
-    </w:p>
-    <w:p>
-      <w:r>
-        <w:rPr/>
-        <w:t xml:space="preserve">надійна питна вода для понад 6 тис. мешканців</w:t>
-      </w:r>
-    </w:p>
-    <w:p>
-      <w:r>
-        <w:rPr/>
-        <w:t xml:space="preserve">Проблема дефіциту води переходить із кризового режиму в керований інфраструктурний проєкт.</w:t>
-      </w:r>
-    </w:p>
-    <w:p>
-      <w:r>
-        <w:rPr/>
-        <w:t xml:space="preserve">перша черга</w:t>
-      </w:r>
-    </w:p>
-    <w:p>
-      <w:r>
-        <w:rPr/>
-        <w:t xml:space="preserve">до кінця 2026</w:t>
-      </w:r>
-    </w:p>
-    <w:p>
-      <w:r>
-        <w:rPr/>
-        <w:t xml:space="preserve">партнерський трек</w:t>
-      </w:r>
-    </w:p>
-    <w:p>
-      <w:r>
-        <w:rPr/>
-        <w:t xml:space="preserve">Данія · NEFCO</w:t>
+        <w:t xml:space="preserve">Внутрішньо переміщені особи · ВПО</w:t>
+      </w:r>
+    </w:p>
+    <w:p>
+      <w:r>
+        <w:rPr/>
+        <w:t xml:space="preserve">Модульні будинки від данських партнерів — зведено і заселено.</w:t>
+      </w:r>
+    </w:p>
+    <w:p>
+      <w:r>
+        <w:rPr/>
+        <w:t xml:space="preserve">Зведено і заселено</w:t>
+      </w:r>
+    </w:p>
+    <w:p>
+      <w:r>
+        <w:rPr/>
+        <w:t xml:space="preserve">9 модульних будинків для ВПО</w:t>
+      </w:r>
+    </w:p>
+    <w:p>
+      <w:r>
+        <w:rPr/>
+        <w:t xml:space="preserve">Новий житловий простір у громаді</w:t>
+      </w:r>
+    </w:p>
+    <w:p>
+      <w:r>
+        <w:rPr/>
+        <w:t xml:space="preserve">Будинки готові до проживання</w:t>
+      </w:r>
+    </w:p>
+    <w:p>
+      <w:r>
+        <w:rPr/>
+        <w:t xml:space="preserve">9</w:t>
+      </w:r>
+    </w:p>
+    <w:p>
+      <w:r>
+        <w:rPr/>
+        <w:t xml:space="preserve">будинків зведено</w:t>
+      </w:r>
+    </w:p>
+    <w:p>
+      <w:r>
+        <w:rPr/>
+        <w:t xml:space="preserve">31</w:t>
+      </w:r>
+    </w:p>
+    <w:p>
+      <w:r>
+        <w:rPr/>
+        <w:t xml:space="preserve">людина вже проживає</w:t>
+      </w:r>
+    </w:p>
+    <w:p>
+      <w:r>
+        <w:rPr/>
+        <w:t xml:space="preserve">+6</w:t>
+      </w:r>
+    </w:p>
+    <w:p>
+      <w:r>
+        <w:rPr/>
+        <w:t xml:space="preserve">будинків у наступному етапі</w:t>
+      </w:r>
+    </w:p>
+    <w:p>
+      <w:r>
+        <w:rPr/>
+        <w:t xml:space="preserve">триває</w:t>
+      </w:r>
+    </w:p>
+    <w:p>
+      <w:r>
+        <w:rPr/>
+        <w:t xml:space="preserve">проєкт продовжується</w:t>
+      </w:r>
+    </w:p>
+    <w:p>
+      <w:r>
+        <w:rPr/>
+        <w:t xml:space="preserve">партнерство</w:t>
+      </w:r>
+    </w:p>
+    <w:p>
+      <w:r>
+        <w:rPr/>
+        <w:t xml:space="preserve">Данські партнери</w:t>
+      </w:r>
+    </w:p>
+    <w:p>
+      <w:r>
+        <w:rPr/>
+        <w:t xml:space="preserve">Модульне житло створене за підтримки партнерів; співпраця продовжується.</w:t>
+      </w:r>
+    </w:p>
+    <w:p>
+      <w:r>
+        <w:rPr/>
+        <w:t xml:space="preserve">ВПО у громаді</w:t>
+      </w:r>
+    </w:p>
+    <w:p>
+      <w:r>
+        <w:rPr/>
+        <w:t xml:space="preserve">1 087 на обліку</w:t>
+      </w:r>
+    </w:p>
+    <w:p>
+      <w:r>
+        <w:rPr/>
+        <w:t xml:space="preserve">З початку 2022 року громада прийняла понад 3 000 внутрішньо переміщених осіб.</w:t>
+      </w:r>
+    </w:p>
+    <w:p>
+      <w:r>
+        <w:rPr/>
+        <w:t xml:space="preserve">наступний крок</w:t>
+      </w:r>
+    </w:p>
+    <w:p>
+      <w:r>
+        <w:rPr/>
+        <w:t xml:space="preserve">Ще 6 будинків</w:t>
+      </w:r>
+    </w:p>
+    <w:p>
+      <w:r>
+        <w:rPr/>
+        <w:t xml:space="preserve">Проєкт розширюється, щоб дати більше постійного житла людям, які знайшли прихисток у Доманівській громаді.</w:t>
       </w:r>
     </w:p>
     <w:p>
@@ -2812,151 +2518,169 @@
     <w:p>
       <w:r>
         <w:rPr/>
-        <w:t xml:space="preserve">Міжнародні партнери та донори</w:t>
-      </w:r>
-    </w:p>
-    <w:p>
-      <w:r>
-        <w:rPr/>
-        <w:t xml:space="preserve">Проєкти з реєстру: партнери, суми, об’єкти реалізації.</w:t>
-      </w:r>
-    </w:p>
-    <w:p>
-      <w:r>
-        <w:rPr/>
-        <w:t xml:space="preserve">Oxfam · Канада · CDF</w:t>
-      </w:r>
-    </w:p>
-    <w:p>
-      <w:r>
-        <w:rPr/>
-        <w:t xml:space="preserve">Агро та продовольча безпека</w:t>
-      </w:r>
-    </w:p>
-    <w:p>
-      <w:r>
-        <w:rPr/>
-        <w:t xml:space="preserve">CASE: тепличний комплекс «Оберіг-Агро» — 32,0 млн грн</w:t>
-      </w:r>
-    </w:p>
-    <w:p>
-      <w:r>
-        <w:rPr/>
-        <w:t xml:space="preserve">SURGe «Сади Перемоги» — 800 тис. грн</w:t>
-      </w:r>
-    </w:p>
-    <w:p>
-      <w:r>
-        <w:rPr/>
-        <w:t xml:space="preserve">2023-2024 · с-ще Доманівка</w:t>
-      </w:r>
-    </w:p>
-    <w:p>
-      <w:r>
-        <w:rPr/>
-        <w:t xml:space="preserve">Теплиці · продбезпека · кооперація</w:t>
-      </w:r>
-    </w:p>
-    <w:p>
-      <w:r>
-        <w:rPr/>
-        <w:t xml:space="preserve">ЄС · BMZ · GIZ</w:t>
-      </w:r>
-    </w:p>
-    <w:p>
-      <w:r>
-        <w:rPr/>
-        <w:t xml:space="preserve">Медицина та енергія</w:t>
-      </w:r>
-    </w:p>
-    <w:p>
-      <w:r>
-        <w:rPr/>
-        <w:t xml:space="preserve">«Міцні Регіони» — 15,6 млн грн</w:t>
-      </w:r>
-    </w:p>
-    <w:p>
-      <w:r>
-        <w:rPr/>
-        <w:t xml:space="preserve">СЕС для лікарні — 2,158 млн грн</w:t>
-      </w:r>
-    </w:p>
-    <w:p>
-      <w:r>
-        <w:rPr/>
-        <w:t xml:space="preserve">СЕС для ЦПМСД — 564 тис. грн</w:t>
-      </w:r>
-    </w:p>
-    <w:p>
-      <w:r>
-        <w:rPr/>
-        <w:t xml:space="preserve">Капремонт поліклініки — 8,62 млн грн</w:t>
-      </w:r>
-    </w:p>
-    <w:p>
-      <w:r>
-        <w:rPr/>
-        <w:t xml:space="preserve">Лікарня · ЦПМСД · енергонезалежність</w:t>
-      </w:r>
-    </w:p>
-    <w:p>
-      <w:r>
-        <w:rPr/>
-        <w:t xml:space="preserve">МОМ · ЗУРЦ</w:t>
-      </w:r>
-    </w:p>
-    <w:p>
-      <w:r>
-        <w:rPr/>
-        <w:t xml:space="preserve">Гуманітарна та медична підтримка</w:t>
-      </w:r>
-    </w:p>
-    <w:p>
-      <w:r>
-        <w:rPr/>
-        <w:t xml:space="preserve">«Людський вимір» — 439,5 тис. грн</w:t>
-      </w:r>
-    </w:p>
-    <w:p>
-      <w:r>
-        <w:rPr/>
-        <w:t xml:space="preserve">Ремонт 2 поверху ЦПМСД — 6,19 млн грн</w:t>
-      </w:r>
-    </w:p>
-    <w:p>
-      <w:r>
-        <w:rPr/>
-        <w:t xml:space="preserve">ФАП с. Петропавлівка — 6,0 млн грн</w:t>
-      </w:r>
-    </w:p>
-    <w:p>
-      <w:r>
-        <w:rPr/>
-        <w:t xml:space="preserve">Управління · медицина · сільські ФАПи</w:t>
-      </w:r>
-    </w:p>
-    <w:p>
-      <w:r>
-        <w:rPr/>
-        <w:t xml:space="preserve">USAID «Говерла» · UNDP</w:t>
-      </w:r>
-    </w:p>
-    <w:p>
-      <w:r>
-        <w:rPr/>
-        <w:t xml:space="preserve">Інституційна спроможність</w:t>
-      </w:r>
-    </w:p>
-    <w:p>
-      <w:r>
-        <w:rPr/>
-        <w:t xml:space="preserve">Підзвітність ОМС та КП — 12,95 млн грн. Мобільний ЦНАП «Миколаїв відновлений» — 2,93 млн грн.</w:t>
-      </w:r>
-    </w:p>
-    <w:p>
-      <w:r>
-        <w:rPr/>
-        <w:t xml:space="preserve">Управління · комунальні послуги · мобільний ЦНАП</w:t>
+        <w:t xml:space="preserve">18 міжнародних проєктів</w:t>
+      </w:r>
+    </w:p>
+    <w:p>
+      <w:r>
+        <w:rPr/>
+        <w:t xml:space="preserve">Реєстр проєктів за міжнародні кошти та кошти країн-партнерів.</w:t>
+      </w:r>
+    </w:p>
+    <w:p>
+      <w:r>
+        <w:rPr/>
+        <w:t xml:space="preserve">Проєкт</w:t>
+      </w:r>
+    </w:p>
+    <w:p>
+      <w:r>
+        <w:rPr/>
+        <w:t xml:space="preserve">Статус</w:t>
+      </w:r>
+    </w:p>
+    <w:p>
+      <w:r>
+        <w:rPr/>
+        <w:t xml:space="preserve">Партнер / Донор</w:t>
+      </w:r>
+    </w:p>
+    <w:p>
+      <w:r>
+        <w:rPr/>
+        <w:t xml:space="preserve">Сума / Строк</w:t>
+      </w:r>
+    </w:p>
+    <w:p>
+      <w:r>
+        <w:rPr/>
+        <w:t xml:space="preserve">CASE: тепличний комплекс «Оберіг-Агро»</w:t>
+      </w:r>
+    </w:p>
+    <w:p>
+      <w:r>
+        <w:rPr/>
+        <w:t xml:space="preserve">Реалізовано</w:t>
+      </w:r>
+    </w:p>
+    <w:p>
+      <w:r>
+        <w:rPr/>
+        <w:t xml:space="preserve">Oxfam</w:t>
+      </w:r>
+    </w:p>
+    <w:p>
+      <w:r>
+        <w:rPr/>
+        <w:t xml:space="preserve">32,0 млн грн · 2023-2024</w:t>
+      </w:r>
+    </w:p>
+    <w:p>
+      <w:r>
+        <w:rPr/>
+        <w:t xml:space="preserve">SURGe · «Сади Перемоги»</w:t>
+      </w:r>
+    </w:p>
+    <w:p>
+      <w:r>
+        <w:rPr/>
+        <w:t xml:space="preserve">Реалізовано</w:t>
+      </w:r>
+    </w:p>
+    <w:p>
+      <w:r>
+        <w:rPr/>
+        <w:t xml:space="preserve">Уряд Канади · Alinea · CDF Canada</w:t>
+      </w:r>
+    </w:p>
+    <w:p>
+      <w:r>
+        <w:rPr/>
+        <w:t xml:space="preserve">800 тис. грн · 2024</w:t>
+      </w:r>
+    </w:p>
+    <w:p>
+      <w:r>
+        <w:rPr/>
+        <w:t xml:space="preserve">«Людський вимір»</w:t>
+      </w:r>
+    </w:p>
+    <w:p>
+      <w:r>
+        <w:rPr/>
+        <w:t xml:space="preserve">Реалізовано</w:t>
+      </w:r>
+    </w:p>
+    <w:p>
+      <w:r>
+        <w:rPr/>
+        <w:t xml:space="preserve">МОМ · ЗУРЦ · Уряд Канади</w:t>
+      </w:r>
+    </w:p>
+    <w:p>
+      <w:r>
+        <w:rPr/>
+        <w:t xml:space="preserve">439,5 тис. грн · 2024</w:t>
+      </w:r>
+    </w:p>
+    <w:p>
+      <w:r>
+        <w:rPr/>
+        <w:t xml:space="preserve">«Міцні Регіони»: лікарня та ЦПМСД</w:t>
+      </w:r>
+    </w:p>
+    <w:p>
+      <w:r>
+        <w:rPr/>
+        <w:t xml:space="preserve">Реалізовано</w:t>
+      </w:r>
+    </w:p>
+    <w:p>
+      <w:r>
+        <w:rPr/>
+        <w:t xml:space="preserve">ЄС · BMZ</w:t>
+      </w:r>
+    </w:p>
+    <w:p>
+      <w:r>
+        <w:rPr/>
+        <w:t xml:space="preserve">15,6 млн грн · 2024</w:t>
+      </w:r>
+    </w:p>
+    <w:p>
+      <w:r>
+        <w:rPr/>
+        <w:t xml:space="preserve">Підзвітність ОМС і КП</w:t>
+      </w:r>
+    </w:p>
+    <w:p>
+      <w:r>
+        <w:rPr/>
+        <w:t xml:space="preserve">Реалізовано</w:t>
+      </w:r>
+    </w:p>
+    <w:p>
+      <w:r>
+        <w:rPr/>
+        <w:t xml:space="preserve">USAID «Говерла»</w:t>
+      </w:r>
+    </w:p>
+    <w:p>
+      <w:r>
+        <w:rPr/>
+        <w:t xml:space="preserve">12,9 млн грн · 2025</w:t>
+      </w:r>
+    </w:p>
+    <w:p>
+      <w:r>
+        <w:rPr/>
+        <w:t xml:space="preserve">9 модульних будинків для ВПО</w:t>
+      </w:r>
+    </w:p>
+    <w:p>
+      <w:r>
+        <w:rPr/>
+        <w:t xml:space="preserve">Завершується</w:t>
       </w:r>
     </w:p>
     <w:p>
@@ -2968,55 +2692,103 @@
     <w:p>
       <w:r>
         <w:rPr/>
-        <w:t xml:space="preserve">Житло, медицина, освіта</w:t>
-      </w:r>
-    </w:p>
-    <w:p>
-      <w:r>
-        <w:rPr/>
-        <w:t xml:space="preserve">9 модульних будинків — 22,06 млн грн. ФАП с. Кузнецове — 2,88 млн грн. Шкільний автобус — 3,84 млн грн.</w:t>
-      </w:r>
-    </w:p>
-    <w:p>
-      <w:r>
-        <w:rPr/>
-        <w:t xml:space="preserve">ВПО · сільська медицина · підвіз учнів</w:t>
-      </w:r>
-    </w:p>
-    <w:p>
-      <w:r>
-        <w:rPr/>
-        <w:t xml:space="preserve">НЕФКО · Данія · громада</w:t>
-      </w:r>
-    </w:p>
-    <w:p>
-      <w:r>
-        <w:rPr/>
-        <w:t xml:space="preserve">Водопостачання</w:t>
-      </w:r>
-    </w:p>
-    <w:p>
-      <w:r>
-        <w:rPr/>
-        <w:t xml:space="preserve">Реконструкція зовнішніх мереж від Зброшкового до Доманівки — 71,7 млн грн міжнародних коштів + 10,84 млн грн місцевого співфінансування. Строк — 30.09.2027.</w:t>
-      </w:r>
-    </w:p>
-    <w:p>
-      <w:r>
-        <w:rPr/>
-        <w:t xml:space="preserve">Водогін 6 709 м · підготовка до робіт</w:t>
-      </w:r>
-    </w:p>
-    <w:p>
-      <w:r>
-        <w:rPr/>
-        <w:t xml:space="preserve">Принцип:</w:t>
-      </w:r>
-    </w:p>
-    <w:p>
-      <w:r>
-        <w:rPr/>
-        <w:t xml:space="preserve">У презентації показані проєкти з реєстру міжнародного фінансування громади: реалізовані, ті що завершуються, і ті, що вже мають підтверджений партнерський трек.</w:t>
+        <w:t xml:space="preserve">22,1 млн грн · 2026</w:t>
+      </w:r>
+    </w:p>
+    <w:p>
+      <w:r>
+        <w:rPr/>
+        <w:t xml:space="preserve">Біопаливні технології</w:t>
+      </w:r>
+    </w:p>
+    <w:p>
+      <w:r>
+        <w:rPr/>
+        <w:t xml:space="preserve">Реалізується</w:t>
+      </w:r>
+    </w:p>
+    <w:p>
+      <w:r>
+        <w:rPr/>
+        <w:t xml:space="preserve">Країни-партнери</w:t>
+      </w:r>
+    </w:p>
+    <w:p>
+      <w:r>
+        <w:rPr/>
+        <w:t xml:space="preserve">9,0 млн грн · 2026</w:t>
+      </w:r>
+    </w:p>
+    <w:p>
+      <w:r>
+        <w:rPr/>
+        <w:t xml:space="preserve">Свердловина в Царедарівці</w:t>
+      </w:r>
+    </w:p>
+    <w:p>
+      <w:r>
+        <w:rPr/>
+        <w:t xml:space="preserve">Стадія завершення</w:t>
+      </w:r>
+    </w:p>
+    <w:p>
+      <w:r>
+        <w:rPr/>
+        <w:t xml:space="preserve">ГО «Десяте квітня» · ЄС</w:t>
+      </w:r>
+    </w:p>
+    <w:p>
+      <w:r>
+        <w:rPr/>
+        <w:t xml:space="preserve">4,49 млн грн · 2025-2026</w:t>
+      </w:r>
+    </w:p>
+    <w:p>
+      <w:r>
+        <w:rPr/>
+        <w:t xml:space="preserve">СЕС для лікарні та ЦПМСД</w:t>
+      </w:r>
+    </w:p>
+    <w:p>
+      <w:r>
+        <w:rPr/>
+        <w:t xml:space="preserve">Реалізовано</w:t>
+      </w:r>
+    </w:p>
+    <w:p>
+      <w:r>
+        <w:rPr/>
+        <w:t xml:space="preserve">GIZ</w:t>
+      </w:r>
+    </w:p>
+    <w:p>
+      <w:r>
+        <w:rPr/>
+        <w:t xml:space="preserve">2,72 млн грн · 2024</w:t>
+      </w:r>
+    </w:p>
+    <w:p>
+      <w:r>
+        <w:rPr/>
+        <w:t xml:space="preserve">Водогін Зброшкове - Доманівка</w:t>
+      </w:r>
+    </w:p>
+    <w:p>
+      <w:r>
+        <w:rPr/>
+        <w:t xml:space="preserve">Підготовка до робіт</w:t>
+      </w:r>
+    </w:p>
+    <w:p>
+      <w:r>
+        <w:rPr/>
+        <w:t xml:space="preserve">НЕФКО · уряд Данії · громада</w:t>
+      </w:r>
+    </w:p>
+    <w:p>
+      <w:r>
+        <w:rPr/>
+        <w:t xml:space="preserve">82,5 млн грн · до 30.09.2027</w:t>
       </w:r>
     </w:p>
     <w:p>
@@ -3039,163 +2811,211 @@
     <w:p>
       <w:r>
         <w:rPr/>
-        <w:t xml:space="preserve">Потреби громади</w:t>
-      </w:r>
-    </w:p>
-    <w:p>
-      <w:r>
-        <w:rPr/>
-        <w:t xml:space="preserve">П'ять задач, які хочеться вирішити разом: екологія, дороги й робочі місця.</w:t>
-      </w:r>
-    </w:p>
-    <w:p>
-      <w:r>
-        <w:rPr/>
-        <w:t xml:space="preserve">очисні споруди</w:t>
-      </w:r>
-    </w:p>
-    <w:p>
-      <w:r>
-        <w:rPr/>
-        <w:t xml:space="preserve">Стічні води мають стати інфраструктурою, а не ризиком.</w:t>
-      </w:r>
-    </w:p>
-    <w:p>
-      <w:r>
-        <w:rPr/>
-        <w:t xml:space="preserve">відходи</w:t>
-      </w:r>
-    </w:p>
-    <w:p>
-      <w:r>
-        <w:rPr/>
-        <w:t xml:space="preserve">Полігон під контролем.</w:t>
-      </w:r>
-    </w:p>
-    <w:p>
-      <w:r>
-        <w:rPr/>
-        <w:t xml:space="preserve">дороги</w:t>
-      </w:r>
-    </w:p>
-    <w:p>
-      <w:r>
-        <w:rPr/>
-        <w:t xml:space="preserve">Доступ до послуг і бізнесу.</w:t>
-      </w:r>
-    </w:p>
-    <w:p>
-      <w:r>
-        <w:rPr/>
-        <w:t xml:space="preserve">01</w:t>
-      </w:r>
-    </w:p>
-    <w:p>
-      <w:r>
-        <w:rPr/>
-        <w:t xml:space="preserve">Будівництво очисних споруд</w:t>
-      </w:r>
-    </w:p>
-    <w:p>
-      <w:r>
-        <w:rPr/>
-        <w:t xml:space="preserve">Проєктування й запуск сучасної системи очищення для зменшення навантаження на ґрунти, водойми та санітарний стан населених пунктів.</w:t>
-      </w:r>
-    </w:p>
-    <w:p>
-      <w:r>
-        <w:rPr/>
-        <w:t xml:space="preserve">02</w:t>
-      </w:r>
-    </w:p>
-    <w:p>
-      <w:r>
-        <w:rPr/>
-        <w:t xml:space="preserve">Полігон побутових відходів</w:t>
-      </w:r>
-    </w:p>
-    <w:p>
-      <w:r>
-        <w:rPr/>
-        <w:t xml:space="preserve">Легальний майданчик, під'їзди, сортування, облік і екологічний контроль замість хаотичного накопичення сміття.</w:t>
-      </w:r>
-    </w:p>
-    <w:p>
-      <w:r>
-        <w:rPr/>
-        <w:t xml:space="preserve">03</w:t>
-      </w:r>
-    </w:p>
-    <w:p>
-      <w:r>
-        <w:rPr/>
-        <w:t xml:space="preserve">Замулені річки</w:t>
-      </w:r>
-    </w:p>
-    <w:p>
-      <w:r>
-        <w:rPr/>
-        <w:t xml:space="preserve">Розчищення русел, укріплення берегів і відновлення водного режиму, щоб зменшити застій води, підтоплення та деградацію малих річок.</w:t>
-      </w:r>
-    </w:p>
-    <w:p>
-      <w:r>
-        <w:rPr/>
-        <w:t xml:space="preserve">04</w:t>
-      </w:r>
-    </w:p>
-    <w:p>
-      <w:r>
-        <w:rPr/>
-        <w:t xml:space="preserve">Оновлення дорожнього покриття</w:t>
-      </w:r>
-    </w:p>
-    <w:p>
-      <w:r>
-        <w:rPr/>
-        <w:t xml:space="preserve">Пріоритет — стратегічно важливі напрямки до медицини, освіти, адміністративних послуг, аграрної логістики та міжгромадських маршрутів.</w:t>
-      </w:r>
-    </w:p>
-    <w:p>
-      <w:r>
-        <w:rPr/>
-        <w:t xml:space="preserve">05</w:t>
-      </w:r>
-    </w:p>
-    <w:p>
-      <w:r>
-        <w:rPr/>
-        <w:t xml:space="preserve">Робочі місця в приватному бізнесі</w:t>
-      </w:r>
-    </w:p>
-    <w:p>
-      <w:r>
-        <w:rPr/>
-        <w:t xml:space="preserve">Умови для малого виробництва, переробки, сервісів, тепличних і ветеранських ініціатив, які залишають додану вартість у громаді.</w:t>
-      </w:r>
-    </w:p>
-    <w:p>
-      <w:r>
-        <w:rPr/>
-        <w:t xml:space="preserve">пакет для партнера</w:t>
-      </w:r>
-    </w:p>
-    <w:p>
-      <w:r>
-        <w:rPr/>
-        <w:t xml:space="preserve">Від проблеми до проєкту</w:t>
-      </w:r>
-    </w:p>
-    <w:p>
-      <w:r>
-        <w:rPr/>
-        <w:t xml:space="preserve">Громада готова готувати технічні завдання, співфінансування, земельні рішення, комунікацію з мешканцями та супровід впровадження.</w:t>
-      </w:r>
-    </w:p>
-    <w:p>
-      <w:r>
-        <w:rPr/>
-        <w:t xml:space="preserve">Це один портфель потреб: санітарна безпека, контроль відходів, живі русла, доступність доріг і нові робочі місця.</w:t>
+        <w:t xml:space="preserve">Водопостачання · NEFCO · Данія</w:t>
+      </w:r>
+    </w:p>
+    <w:p>
+      <w:r>
+        <w:rPr/>
+        <w:t xml:space="preserve">Водогін Зброшкове — Доманівка: вода як інфраструктура відновлення.</w:t>
+      </w:r>
+    </w:p>
+    <w:p>
+      <w:r>
+        <w:rPr/>
+        <w:t xml:space="preserve">Зброшкове</w:t>
+      </w:r>
+    </w:p>
+    <w:p>
+      <w:r>
+        <w:rPr/>
+        <w:t xml:space="preserve">підземне джерело</w:t>
+      </w:r>
+    </w:p>
+    <w:p>
+      <w:r>
+        <w:rPr/>
+        <w:t xml:space="preserve">Доманівка</w:t>
+      </w:r>
+    </w:p>
+    <w:p>
+      <w:r>
+        <w:rPr/>
+        <w:t xml:space="preserve">адміністративний центр</w:t>
+      </w:r>
+    </w:p>
+    <w:p>
+      <w:r>
+        <w:rPr/>
+        <w:t xml:space="preserve">маршрут водогону</w:t>
+      </w:r>
+    </w:p>
+    <w:p>
+      <w:r>
+        <w:rPr/>
+        <w:t xml:space="preserve">магістраль</w:t>
+      </w:r>
+    </w:p>
+    <w:p>
+      <w:r>
+        <w:rPr/>
+        <w:t xml:space="preserve">6 709 м</w:t>
+      </w:r>
+    </w:p>
+    <w:p>
+      <w:r>
+        <w:rPr/>
+        <w:t xml:space="preserve">майже 7 км від свердловини до селища</w:t>
+      </w:r>
+    </w:p>
+    <w:p>
+      <w:r>
+        <w:rPr/>
+        <w:t xml:space="preserve">діаметр</w:t>
+      </w:r>
+    </w:p>
+    <w:p>
+      <w:r>
+        <w:rPr/>
+        <w:t xml:space="preserve">250 мм</w:t>
+      </w:r>
+    </w:p>
+    <w:p>
+      <w:r>
+        <w:rPr/>
+        <w:t xml:space="preserve">нова магістральна труба</w:t>
+      </w:r>
+    </w:p>
+    <w:p>
+      <w:r>
+        <w:rPr/>
+        <w:t xml:space="preserve">живлення</w:t>
+      </w:r>
+    </w:p>
+    <w:p>
+      <w:r>
+        <w:rPr/>
+        <w:t xml:space="preserve">СЕС</w:t>
+      </w:r>
+    </w:p>
+    <w:p>
+      <w:r>
+        <w:rPr/>
+        <w:t xml:space="preserve">сонячні панелі для насосної</w:t>
+      </w:r>
+    </w:p>
+    <w:p>
+      <w:r>
+        <w:rPr/>
+        <w:t xml:space="preserve">фінансування</w:t>
+      </w:r>
+    </w:p>
+    <w:p>
+      <w:r>
+        <w:rPr/>
+        <w:t xml:space="preserve">€1.47 млн</w:t>
+      </w:r>
+    </w:p>
+    <w:p>
+      <w:r>
+        <w:rPr/>
+        <w:t xml:space="preserve">Грант для Доманівки: кошти уряду Данії, адміністрування NEFCO та співфінансування громади.</w:t>
+      </w:r>
+    </w:p>
+    <w:p>
+      <w:r>
+        <w:rPr/>
+        <w:t xml:space="preserve">що будується</w:t>
+      </w:r>
+    </w:p>
+    <w:p>
+      <w:r>
+        <w:rPr/>
+        <w:t xml:space="preserve">водогін</w:t>
+      </w:r>
+    </w:p>
+    <w:p>
+      <w:r>
+        <w:rPr/>
+        <w:t xml:space="preserve">Зброшкове → Доманівка</w:t>
+      </w:r>
+    </w:p>
+    <w:p>
+      <w:r>
+        <w:rPr/>
+        <w:t xml:space="preserve">резервуари</w:t>
+      </w:r>
+    </w:p>
+    <w:p>
+      <w:r>
+        <w:rPr/>
+        <w:t xml:space="preserve">стабільний запас води</w:t>
+      </w:r>
+    </w:p>
+    <w:p>
+      <w:r>
+        <w:rPr/>
+        <w:t xml:space="preserve">насосна</w:t>
+      </w:r>
+    </w:p>
+    <w:p>
+      <w:r>
+        <w:rPr/>
+        <w:t xml:space="preserve">тиск у системі</w:t>
+      </w:r>
+    </w:p>
+    <w:p>
+      <w:r>
+        <w:rPr/>
+        <w:t xml:space="preserve">автоматика</w:t>
+      </w:r>
+    </w:p>
+    <w:p>
+      <w:r>
+        <w:rPr/>
+        <w:t xml:space="preserve">контроль втрат</w:t>
+      </w:r>
+    </w:p>
+    <w:p>
+      <w:r>
+        <w:rPr/>
+        <w:t xml:space="preserve">ефект для громади</w:t>
+      </w:r>
+    </w:p>
+    <w:p>
+      <w:r>
+        <w:rPr/>
+        <w:t xml:space="preserve">надійна питна вода для понад 6 тис. мешканців</w:t>
+      </w:r>
+    </w:p>
+    <w:p>
+      <w:r>
+        <w:rPr/>
+        <w:t xml:space="preserve">Проблема дефіциту води переходить із кризового режиму в керований інфраструктурний проєкт.</w:t>
+      </w:r>
+    </w:p>
+    <w:p>
+      <w:r>
+        <w:rPr/>
+        <w:t xml:space="preserve">перша черга</w:t>
+      </w:r>
+    </w:p>
+    <w:p>
+      <w:r>
+        <w:rPr/>
+        <w:t xml:space="preserve">до кінця 2026</w:t>
+      </w:r>
+    </w:p>
+    <w:p>
+      <w:r>
+        <w:rPr/>
+        <w:t xml:space="preserve">партнерський трек</w:t>
+      </w:r>
+    </w:p>
+    <w:p>
+      <w:r>
+        <w:rPr/>
+        <w:t xml:space="preserve">Данія · NEFCO</w:t>
       </w:r>
     </w:p>
     <w:p>
@@ -3218,85 +3038,211 @@
     <w:p>
       <w:r>
         <w:rPr/>
-        <w:t xml:space="preserve">Що отримує партнер</w:t>
-      </w:r>
-    </w:p>
-    <w:p>
-      <w:r>
-        <w:rPr/>
-        <w:t xml:space="preserve">Партнерство з Доманівкою дає видимий результат, локальну команду і основу для спільних заявок.</w:t>
-      </w:r>
-    </w:p>
-    <w:p>
-      <w:r>
-        <w:rPr/>
-        <w:t xml:space="preserve">01</w:t>
-      </w:r>
-    </w:p>
-    <w:p>
-      <w:r>
-        <w:rPr/>
-        <w:t xml:space="preserve">Видимий вплив на місці</w:t>
-      </w:r>
-    </w:p>
-    <w:p>
-      <w:r>
-        <w:rPr/>
-        <w:t xml:space="preserve">Проєкти швидко перетворюються на конкретну послугу: вода, медицина, освіта, енергія, дороги, підтримка ВПО чи ветеранські ініціативи.</w:t>
-      </w:r>
-    </w:p>
-    <w:p>
-      <w:r>
-        <w:rPr/>
-        <w:t xml:space="preserve">02</w:t>
-      </w:r>
-    </w:p>
-    <w:p>
-      <w:r>
-        <w:rPr/>
-        <w:t xml:space="preserve">Спільні заявки і фонди</w:t>
-      </w:r>
-    </w:p>
-    <w:p>
-      <w:r>
-        <w:rPr/>
-        <w:t xml:space="preserve">Громада готова бути партнером у грантах, інвестиційних програмах, міжмуніципальній співпраці та пілотах із масштабованим результатом.</w:t>
-      </w:r>
-    </w:p>
-    <w:p>
-      <w:r>
-        <w:rPr/>
-        <w:t xml:space="preserve">03</w:t>
-      </w:r>
-    </w:p>
-    <w:p>
-      <w:r>
-        <w:rPr/>
-        <w:t xml:space="preserve">Контакти й обмін</w:t>
-      </w:r>
-    </w:p>
-    <w:p>
-      <w:r>
-        <w:rPr/>
-        <w:t xml:space="preserve">Партнер отримує живу громаду для культурного, освітнього, молодіжного, бізнесового та експертного обміну між командами.</w:t>
-      </w:r>
-    </w:p>
-    <w:p>
-      <w:r>
-        <w:rPr/>
-        <w:t xml:space="preserve">04</w:t>
-      </w:r>
-    </w:p>
-    <w:p>
-      <w:r>
-        <w:rPr/>
-        <w:t xml:space="preserve">Прозоре впровадження</w:t>
-      </w:r>
-    </w:p>
-    <w:p>
-      <w:r>
-        <w:rPr/>
-        <w:t xml:space="preserve">Команда на місці супроводжує документи, візити, комунікацію, співфінансування і показники результату після запуску.</w:t>
+        <w:t xml:space="preserve">Міжнародні партнери та донори</w:t>
+      </w:r>
+    </w:p>
+    <w:p>
+      <w:r>
+        <w:rPr/>
+        <w:t xml:space="preserve">Проєкти з реєстру: партнери, суми, об’єкти реалізації.</w:t>
+      </w:r>
+    </w:p>
+    <w:p>
+      <w:r>
+        <w:rPr/>
+        <w:t xml:space="preserve">Oxfam · Канада · CDF</w:t>
+      </w:r>
+    </w:p>
+    <w:p>
+      <w:r>
+        <w:rPr/>
+        <w:t xml:space="preserve">Агро та продовольча безпека</w:t>
+      </w:r>
+    </w:p>
+    <w:p>
+      <w:r>
+        <w:rPr/>
+        <w:t xml:space="preserve">CASE: тепличний комплекс «Оберіг-Агро» — 32,0 млн грн</w:t>
+      </w:r>
+    </w:p>
+    <w:p>
+      <w:r>
+        <w:rPr/>
+        <w:t xml:space="preserve">SURGe «Сади Перемоги» — 800 тис. грн</w:t>
+      </w:r>
+    </w:p>
+    <w:p>
+      <w:r>
+        <w:rPr/>
+        <w:t xml:space="preserve">2023-2024 · с-ще Доманівка</w:t>
+      </w:r>
+    </w:p>
+    <w:p>
+      <w:r>
+        <w:rPr/>
+        <w:t xml:space="preserve">Теплиці · продбезпека · кооперація</w:t>
+      </w:r>
+    </w:p>
+    <w:p>
+      <w:r>
+        <w:rPr/>
+        <w:t xml:space="preserve">ЄС · BMZ · GIZ</w:t>
+      </w:r>
+    </w:p>
+    <w:p>
+      <w:r>
+        <w:rPr/>
+        <w:t xml:space="preserve">Медицина та енергія</w:t>
+      </w:r>
+    </w:p>
+    <w:p>
+      <w:r>
+        <w:rPr/>
+        <w:t xml:space="preserve">«Міцні Регіони» — 15,6 млн грн</w:t>
+      </w:r>
+    </w:p>
+    <w:p>
+      <w:r>
+        <w:rPr/>
+        <w:t xml:space="preserve">СЕС для лікарні — 2,158 млн грн</w:t>
+      </w:r>
+    </w:p>
+    <w:p>
+      <w:r>
+        <w:rPr/>
+        <w:t xml:space="preserve">СЕС для ЦПМСД — 564 тис. грн</w:t>
+      </w:r>
+    </w:p>
+    <w:p>
+      <w:r>
+        <w:rPr/>
+        <w:t xml:space="preserve">Капремонт поліклініки — 8,62 млн грн</w:t>
+      </w:r>
+    </w:p>
+    <w:p>
+      <w:r>
+        <w:rPr/>
+        <w:t xml:space="preserve">Лікарня · ЦПМСД · енергонезалежність</w:t>
+      </w:r>
+    </w:p>
+    <w:p>
+      <w:r>
+        <w:rPr/>
+        <w:t xml:space="preserve">МОМ · ЗУРЦ</w:t>
+      </w:r>
+    </w:p>
+    <w:p>
+      <w:r>
+        <w:rPr/>
+        <w:t xml:space="preserve">Гуманітарна та медична підтримка</w:t>
+      </w:r>
+    </w:p>
+    <w:p>
+      <w:r>
+        <w:rPr/>
+        <w:t xml:space="preserve">«Людський вимір» — 439,5 тис. грн</w:t>
+      </w:r>
+    </w:p>
+    <w:p>
+      <w:r>
+        <w:rPr/>
+        <w:t xml:space="preserve">Ремонт 2 поверху ЦПМСД — 6,19 млн грн</w:t>
+      </w:r>
+    </w:p>
+    <w:p>
+      <w:r>
+        <w:rPr/>
+        <w:t xml:space="preserve">ФАП с. Петропавлівка — 6,0 млн грн</w:t>
+      </w:r>
+    </w:p>
+    <w:p>
+      <w:r>
+        <w:rPr/>
+        <w:t xml:space="preserve">Управління · медицина · сільські ФАПи</w:t>
+      </w:r>
+    </w:p>
+    <w:p>
+      <w:r>
+        <w:rPr/>
+        <w:t xml:space="preserve">USAID «Говерла» · UNDP</w:t>
+      </w:r>
+    </w:p>
+    <w:p>
+      <w:r>
+        <w:rPr/>
+        <w:t xml:space="preserve">Інституційна спроможність</w:t>
+      </w:r>
+    </w:p>
+    <w:p>
+      <w:r>
+        <w:rPr/>
+        <w:t xml:space="preserve">Підзвітність ОМС та КП — 12,95 млн грн. Мобільний ЦНАП «Миколаїв відновлений» — 2,93 млн грн.</w:t>
+      </w:r>
+    </w:p>
+    <w:p>
+      <w:r>
+        <w:rPr/>
+        <w:t xml:space="preserve">Управління · комунальні послуги · мобільний ЦНАП</w:t>
+      </w:r>
+    </w:p>
+    <w:p>
+      <w:r>
+        <w:rPr/>
+        <w:t xml:space="preserve">Фонд відбудови України · уряд Данії</w:t>
+      </w:r>
+    </w:p>
+    <w:p>
+      <w:r>
+        <w:rPr/>
+        <w:t xml:space="preserve">Житло, медицина, освіта</w:t>
+      </w:r>
+    </w:p>
+    <w:p>
+      <w:r>
+        <w:rPr/>
+        <w:t xml:space="preserve">9 модульних будинків — 22,06 млн грн. ФАП с. Кузнецове — 2,88 млн грн. Шкільний автобус — 3,84 млн грн.</w:t>
+      </w:r>
+    </w:p>
+    <w:p>
+      <w:r>
+        <w:rPr/>
+        <w:t xml:space="preserve">ВПО · сільська медицина · підвіз учнів</w:t>
+      </w:r>
+    </w:p>
+    <w:p>
+      <w:r>
+        <w:rPr/>
+        <w:t xml:space="preserve">НЕФКО · Данія · громада</w:t>
+      </w:r>
+    </w:p>
+    <w:p>
+      <w:r>
+        <w:rPr/>
+        <w:t xml:space="preserve">Водопостачання</w:t>
+      </w:r>
+    </w:p>
+    <w:p>
+      <w:r>
+        <w:rPr/>
+        <w:t xml:space="preserve">Реконструкція зовнішніх мереж від Зброшкового до Доманівки — 71,7 млн грн міжнародних коштів + 10,84 млн грн місцевого співфінансування. Строк — 30.09.2027.</w:t>
+      </w:r>
+    </w:p>
+    <w:p>
+      <w:r>
+        <w:rPr/>
+        <w:t xml:space="preserve">Водогін 6 709 м · підготовка до робіт</w:t>
+      </w:r>
+    </w:p>
+    <w:p>
+      <w:r>
+        <w:rPr/>
+        <w:t xml:space="preserve">Принцип:</w:t>
+      </w:r>
+    </w:p>
+    <w:p>
+      <w:r>
+        <w:rPr/>
+        <w:t xml:space="preserve">У презентації показані проєкти з реєстру міжнародного фінансування громади: реалізовані, ті що завершуються, і ті, що вже мають підтверджений партнерський трек.</w:t>
       </w:r>
     </w:p>
     <w:p>
@@ -3319,6 +3265,459 @@
     <w:p>
       <w:r>
         <w:rPr/>
+        <w:t xml:space="preserve">ЦНАП · мобільні послуги · доступність</w:t>
+      </w:r>
+    </w:p>
+    <w:p>
+      <w:r>
+        <w:rPr/>
+        <w:t xml:space="preserve">Адміністративні послуги ближче до людей: оновлений ЦНАП у Доманівці та виїзди в старостинські округи.</w:t>
+      </w:r>
+    </w:p>
+    <w:p>
+      <w:r>
+        <w:rPr/>
+        <w:t xml:space="preserve">с-ще Доманівка</w:t>
+      </w:r>
+    </w:p>
+    <w:p>
+      <w:r>
+        <w:rPr/>
+        <w:t xml:space="preserve">Оновлений вхід до сервісного хабу громади.</w:t>
+      </w:r>
+    </w:p>
+    <w:p>
+      <w:r>
+        <w:rPr/>
+        <w:t xml:space="preserve">офіс ЦНАП</w:t>
+      </w:r>
+    </w:p>
+    <w:p>
+      <w:r>
+        <w:rPr/>
+        <w:t xml:space="preserve">Робочі місця для швидкого прийому мешканців.</w:t>
+      </w:r>
+    </w:p>
+    <w:p>
+      <w:r>
+        <w:rPr/>
+        <w:t xml:space="preserve">прийом у громаді</w:t>
+      </w:r>
+    </w:p>
+    <w:p>
+      <w:r>
+        <w:rPr/>
+        <w:t xml:space="preserve">Адміністративні послуги без зайвих бар'єрів.</w:t>
+      </w:r>
+    </w:p>
+    <w:p>
+      <w:r>
+        <w:rPr/>
+        <w:t xml:space="preserve">22.05.2026 · Петропавлівський округ</w:t>
+      </w:r>
+    </w:p>
+    <w:p>
+      <w:r>
+        <w:rPr/>
+        <w:t xml:space="preserve">Виїзне робоче місце для віддалених сіл.</w:t>
+      </w:r>
+    </w:p>
+    <w:p>
+      <w:r>
+        <w:rPr/>
+        <w:t xml:space="preserve">партнерська підтримка</w:t>
+      </w:r>
+    </w:p>
+    <w:p>
+      <w:r>
+        <w:rPr/>
+        <w:t xml:space="preserve">Данія · UNDP</w:t>
+      </w:r>
+    </w:p>
+    <w:p>
+      <w:r>
+        <w:rPr/>
+        <w:t xml:space="preserve">Спеціалізований автомобіль передано громаді в межах проєкту «Миколаїв відновлений» для сервісу «Мобільний ЦНАП».</w:t>
+      </w:r>
+    </w:p>
+    <w:p>
+      <w:r>
+        <w:rPr/>
+        <w:t xml:space="preserve">для кого</w:t>
+      </w:r>
+    </w:p>
+    <w:p>
+      <w:r>
+        <w:rPr/>
+        <w:t xml:space="preserve">мешканці, які не можуть самостійно відвідати офіс</w:t>
+      </w:r>
+    </w:p>
+    <w:p>
+      <w:r>
+        <w:rPr/>
+        <w:t xml:space="preserve">Виїзди зменшують транспортний бар'єр і наближають послуги до людей старшого віку, маломобільних жителів та віддалених населених пунктів.</w:t>
+      </w:r>
+    </w:p>
+    <w:p>
+      <w:r>
+        <w:rPr/>
+        <w:t xml:space="preserve">послуги під час виїздів</w:t>
+      </w:r>
+    </w:p>
+    <w:p>
+      <w:r>
+        <w:rPr/>
+        <w:t xml:space="preserve">нерухомість</w:t>
+      </w:r>
+    </w:p>
+    <w:p>
+      <w:r>
+        <w:rPr/>
+        <w:t xml:space="preserve">реєстрація речових прав</w:t>
+      </w:r>
+    </w:p>
+    <w:p>
+      <w:r>
+        <w:rPr/>
+        <w:t xml:space="preserve">місце проживання</w:t>
+      </w:r>
+    </w:p>
+    <w:p>
+      <w:r>
+        <w:rPr/>
+        <w:t xml:space="preserve">реєстраційні дії</w:t>
+      </w:r>
+    </w:p>
+    <w:p>
+      <w:r>
+        <w:rPr/>
+        <w:t xml:space="preserve">земля</w:t>
+      </w:r>
+    </w:p>
+    <w:p>
+      <w:r>
+        <w:rPr/>
+        <w:t xml:space="preserve">земельні питання</w:t>
+      </w:r>
+    </w:p>
+    <w:p>
+      <w:r>
+        <w:rPr/>
+        <w:t xml:space="preserve">соціальний захист</w:t>
+      </w:r>
+    </w:p>
+    <w:p>
+      <w:r>
+        <w:rPr/>
+        <w:t xml:space="preserve">консультації та прийом</w:t>
+      </w:r>
+    </w:p>
+    <w:p>
+      <w:r>
+        <w:rPr/>
+        <w:t xml:space="preserve">Доманівка показує сервісну модель: ремонт/оновлення офісу в центрі громади плюс мобільний формат для сіл.</w:t>
+      </w:r>
+    </w:p>
+    <w:p>
+      <w:r>
+        <w:rPr/>
+        <w:t xml:space="preserve"/>
+      </w:r>
+    </w:p>
+    <w:p>
+      <w:r>
+        <w:rPr>
+          <w:b/>
+          <w:bCs/>
+          <w:sz w:val="26"/>
+          <w:szCs w:val="26"/>
+        </w:rPr>
+        <w:t xml:space="preserve">Слайд 22</w:t>
+      </w:r>
+    </w:p>
+    <w:p>
+      <w:r>
+        <w:rPr/>
+        <w:t xml:space="preserve">Потреби громади</w:t>
+      </w:r>
+    </w:p>
+    <w:p>
+      <w:r>
+        <w:rPr/>
+        <w:t xml:space="preserve">П'ять задач, які хочеться вирішити разом: екологія, дороги й робочі місця.</w:t>
+      </w:r>
+    </w:p>
+    <w:p>
+      <w:r>
+        <w:rPr/>
+        <w:t xml:space="preserve">очисні споруди</w:t>
+      </w:r>
+    </w:p>
+    <w:p>
+      <w:r>
+        <w:rPr/>
+        <w:t xml:space="preserve">Стічні води мають стати інфраструктурою, а не ризиком.</w:t>
+      </w:r>
+    </w:p>
+    <w:p>
+      <w:r>
+        <w:rPr/>
+        <w:t xml:space="preserve">відходи</w:t>
+      </w:r>
+    </w:p>
+    <w:p>
+      <w:r>
+        <w:rPr/>
+        <w:t xml:space="preserve">Полігон під контролем.</w:t>
+      </w:r>
+    </w:p>
+    <w:p>
+      <w:r>
+        <w:rPr/>
+        <w:t xml:space="preserve">дороги</w:t>
+      </w:r>
+    </w:p>
+    <w:p>
+      <w:r>
+        <w:rPr/>
+        <w:t xml:space="preserve">Доступ до послуг і бізнесу.</w:t>
+      </w:r>
+    </w:p>
+    <w:p>
+      <w:r>
+        <w:rPr/>
+        <w:t xml:space="preserve">01</w:t>
+      </w:r>
+    </w:p>
+    <w:p>
+      <w:r>
+        <w:rPr/>
+        <w:t xml:space="preserve">Будівництво очисних споруд</w:t>
+      </w:r>
+    </w:p>
+    <w:p>
+      <w:r>
+        <w:rPr/>
+        <w:t xml:space="preserve">Проєктування й запуск сучасної системи очищення для зменшення навантаження на ґрунти, водойми та санітарний стан населених пунктів.</w:t>
+      </w:r>
+    </w:p>
+    <w:p>
+      <w:r>
+        <w:rPr/>
+        <w:t xml:space="preserve">02</w:t>
+      </w:r>
+    </w:p>
+    <w:p>
+      <w:r>
+        <w:rPr/>
+        <w:t xml:space="preserve">Полігон побутових відходів</w:t>
+      </w:r>
+    </w:p>
+    <w:p>
+      <w:r>
+        <w:rPr/>
+        <w:t xml:space="preserve">Легальний майданчик, під'їзди, сортування, облік і екологічний контроль замість хаотичного накопичення сміття.</w:t>
+      </w:r>
+    </w:p>
+    <w:p>
+      <w:r>
+        <w:rPr/>
+        <w:t xml:space="preserve">03</w:t>
+      </w:r>
+    </w:p>
+    <w:p>
+      <w:r>
+        <w:rPr/>
+        <w:t xml:space="preserve">Замулені річки</w:t>
+      </w:r>
+    </w:p>
+    <w:p>
+      <w:r>
+        <w:rPr/>
+        <w:t xml:space="preserve">Розчищення русел, укріплення берегів і відновлення водного режиму, щоб зменшити застій води, підтоплення та деградацію малих річок.</w:t>
+      </w:r>
+    </w:p>
+    <w:p>
+      <w:r>
+        <w:rPr/>
+        <w:t xml:space="preserve">04</w:t>
+      </w:r>
+    </w:p>
+    <w:p>
+      <w:r>
+        <w:rPr/>
+        <w:t xml:space="preserve">Оновлення дорожнього покриття</w:t>
+      </w:r>
+    </w:p>
+    <w:p>
+      <w:r>
+        <w:rPr/>
+        <w:t xml:space="preserve">Пріоритет — стратегічно важливі напрямки до медицини, освіти, адміністративних послуг, аграрної логістики та міжгромадських маршрутів.</w:t>
+      </w:r>
+    </w:p>
+    <w:p>
+      <w:r>
+        <w:rPr/>
+        <w:t xml:space="preserve">05</w:t>
+      </w:r>
+    </w:p>
+    <w:p>
+      <w:r>
+        <w:rPr/>
+        <w:t xml:space="preserve">Робочі місця в приватному бізнесі</w:t>
+      </w:r>
+    </w:p>
+    <w:p>
+      <w:r>
+        <w:rPr/>
+        <w:t xml:space="preserve">Умови для малого виробництва, переробки, сервісів, тепличних і ветеранських ініціатив, які залишають додану вартість у громаді.</w:t>
+      </w:r>
+    </w:p>
+    <w:p>
+      <w:r>
+        <w:rPr/>
+        <w:t xml:space="preserve">пакет для партнера</w:t>
+      </w:r>
+    </w:p>
+    <w:p>
+      <w:r>
+        <w:rPr/>
+        <w:t xml:space="preserve">Від проблеми до проєкту</w:t>
+      </w:r>
+    </w:p>
+    <w:p>
+      <w:r>
+        <w:rPr/>
+        <w:t xml:space="preserve">Громада готова готувати технічні завдання, співфінансування, земельні рішення, комунікацію з мешканцями та супровід впровадження.</w:t>
+      </w:r>
+    </w:p>
+    <w:p>
+      <w:r>
+        <w:rPr/>
+        <w:t xml:space="preserve">Це один портфель потреб: санітарна безпека, контроль відходів, живі русла, доступність доріг і нові робочі місця.</w:t>
+      </w:r>
+    </w:p>
+    <w:p>
+      <w:r>
+        <w:rPr/>
+        <w:t xml:space="preserve"/>
+      </w:r>
+    </w:p>
+    <w:p>
+      <w:r>
+        <w:rPr>
+          <w:b/>
+          <w:bCs/>
+          <w:sz w:val="26"/>
+          <w:szCs w:val="26"/>
+        </w:rPr>
+        <w:t xml:space="preserve">Слайд 23</w:t>
+      </w:r>
+    </w:p>
+    <w:p>
+      <w:r>
+        <w:rPr/>
+        <w:t xml:space="preserve">Що отримує партнер</w:t>
+      </w:r>
+    </w:p>
+    <w:p>
+      <w:r>
+        <w:rPr/>
+        <w:t xml:space="preserve">Партнерство з Доманівкою дає видимий результат, локальну команду і основу для спільних заявок.</w:t>
+      </w:r>
+    </w:p>
+    <w:p>
+      <w:r>
+        <w:rPr/>
+        <w:t xml:space="preserve">01</w:t>
+      </w:r>
+    </w:p>
+    <w:p>
+      <w:r>
+        <w:rPr/>
+        <w:t xml:space="preserve">Видимий вплив на місці</w:t>
+      </w:r>
+    </w:p>
+    <w:p>
+      <w:r>
+        <w:rPr/>
+        <w:t xml:space="preserve">Проєкти швидко перетворюються на конкретну послугу: вода, медицина, освіта, енергія, дороги, підтримка ВПО чи ветеранські ініціативи.</w:t>
+      </w:r>
+    </w:p>
+    <w:p>
+      <w:r>
+        <w:rPr/>
+        <w:t xml:space="preserve">02</w:t>
+      </w:r>
+    </w:p>
+    <w:p>
+      <w:r>
+        <w:rPr/>
+        <w:t xml:space="preserve">Спільні заявки і фонди</w:t>
+      </w:r>
+    </w:p>
+    <w:p>
+      <w:r>
+        <w:rPr/>
+        <w:t xml:space="preserve">Громада готова бути партнером у грантах, інвестиційних програмах, міжмуніципальній співпраці та пілотах із масштабованим результатом.</w:t>
+      </w:r>
+    </w:p>
+    <w:p>
+      <w:r>
+        <w:rPr/>
+        <w:t xml:space="preserve">03</w:t>
+      </w:r>
+    </w:p>
+    <w:p>
+      <w:r>
+        <w:rPr/>
+        <w:t xml:space="preserve">Контакти й обмін</w:t>
+      </w:r>
+    </w:p>
+    <w:p>
+      <w:r>
+        <w:rPr/>
+        <w:t xml:space="preserve">Партнер отримує живу громаду для культурного, освітнього, молодіжного, бізнесового та експертного обміну між командами.</w:t>
+      </w:r>
+    </w:p>
+    <w:p>
+      <w:r>
+        <w:rPr/>
+        <w:t xml:space="preserve">04</w:t>
+      </w:r>
+    </w:p>
+    <w:p>
+      <w:r>
+        <w:rPr/>
+        <w:t xml:space="preserve">Прозоре впровадження</w:t>
+      </w:r>
+    </w:p>
+    <w:p>
+      <w:r>
+        <w:rPr/>
+        <w:t xml:space="preserve">Команда на місці супроводжує документи, візити, комунікацію, співфінансування і показники результату після запуску.</w:t>
+      </w:r>
+    </w:p>
+    <w:p>
+      <w:r>
+        <w:rPr/>
+        <w:t xml:space="preserve"/>
+      </w:r>
+    </w:p>
+    <w:p>
+      <w:r>
+        <w:rPr>
+          <w:b/>
+          <w:bCs/>
+          <w:sz w:val="26"/>
+          <w:szCs w:val="26"/>
+        </w:rPr>
+        <w:t xml:space="preserve">Слайд 24</w:t>
+      </w:r>
+    </w:p>
+    <w:p>
+      <w:r>
+        <w:rPr/>
         <w:t xml:space="preserve">Поговорімо</w:t>
       </w:r>
     </w:p>
